--- a/AndriiNovitskyi_zad2b.docx
+++ b/AndriiNovitskyi_zad2b.docx
@@ -2926,7 +2926,15 @@
         <w:t>5 5</w:t>
       </w:r>
       <w:r>
-        <w:t xml:space="preserve">    # rows , </w:t>
+        <w:t xml:space="preserve">    # </w:t>
+      </w:r>
+      <w:proofErr w:type="gramStart"/>
+      <w:r>
+        <w:t>rows ,</w:t>
+      </w:r>
+      <w:proofErr w:type="gramEnd"/>
+      <w:r>
+        <w:t xml:space="preserve"> </w:t>
       </w:r>
       <w:proofErr w:type="spellStart"/>
       <w:r>
@@ -2960,10 +2968,18 @@
     </w:p>
     <w:p>
       <w:r>
-        <w:t>2 3</w:t>
-      </w:r>
-      <w:r>
-        <w:t xml:space="preserve">  # second treasure position</w:t>
+        <w:t xml:space="preserve">2 </w:t>
+      </w:r>
+      <w:proofErr w:type="gramStart"/>
+      <w:r>
+        <w:t>3</w:t>
+      </w:r>
+      <w:r>
+        <w:t xml:space="preserve">  #</w:t>
+      </w:r>
+      <w:proofErr w:type="gramEnd"/>
+      <w:r>
+        <w:t xml:space="preserve"> second treasure position</w:t>
       </w:r>
     </w:p>
     <w:p>
@@ -3703,6 +3719,45 @@
       </w:r>
     </w:p>
     <w:p>
+      <w:r>
+        <w:drawing>
+          <wp:inline distT="0" distB="0" distL="0" distR="0" wp14:anchorId="37276ADB" wp14:editId="0D93279F">
+            <wp:extent cx="6152515" cy="2996565"/>
+            <wp:effectExtent l="0" t="0" r="635" b="0"/>
+            <wp:docPr id="254960567" name="Picture 1"/>
+            <wp:cNvGraphicFramePr>
+              <a:graphicFrameLocks xmlns:a="http://schemas.openxmlformats.org/drawingml/2006/main" noChangeAspect="1"/>
+            </wp:cNvGraphicFramePr>
+            <a:graphic xmlns:a="http://schemas.openxmlformats.org/drawingml/2006/main">
+              <a:graphicData uri="http://schemas.openxmlformats.org/drawingml/2006/picture">
+                <pic:pic xmlns:pic="http://schemas.openxmlformats.org/drawingml/2006/picture">
+                  <pic:nvPicPr>
+                    <pic:cNvPr id="254960567" name=""/>
+                    <pic:cNvPicPr/>
+                  </pic:nvPicPr>
+                  <pic:blipFill>
+                    <a:blip r:embed="rId8"/>
+                    <a:stretch>
+                      <a:fillRect/>
+                    </a:stretch>
+                  </pic:blipFill>
+                  <pic:spPr>
+                    <a:xfrm>
+                      <a:off x="0" y="0"/>
+                      <a:ext cx="6152515" cy="2996565"/>
+                    </a:xfrm>
+                    <a:prstGeom prst="rect">
+                      <a:avLst/>
+                    </a:prstGeom>
+                  </pic:spPr>
+                </pic:pic>
+              </a:graphicData>
+            </a:graphic>
+          </wp:inline>
+        </w:drawing>
+      </w:r>
+    </w:p>
+    <w:p>
       <w:proofErr w:type="spellStart"/>
       <w:r>
         <w:t>Grafy</w:t>
@@ -3989,7 +4044,55 @@
       </w:r>
       <w:proofErr w:type="spellEnd"/>
       <w:r>
-        <w:t xml:space="preserve">. Rast </w:t>
+        <w:t xml:space="preserve">. Pri </w:t>
+      </w:r>
+      <w:proofErr w:type="spellStart"/>
+      <w:r>
+        <w:t>ruletovej</w:t>
+      </w:r>
+      <w:proofErr w:type="spellEnd"/>
+      <w:r>
+        <w:t xml:space="preserve"> </w:t>
+      </w:r>
+      <w:proofErr w:type="spellStart"/>
+      <w:r>
+        <w:t>selekcii</w:t>
+      </w:r>
+      <w:proofErr w:type="spellEnd"/>
+      <w:r>
+        <w:t xml:space="preserve"> </w:t>
+      </w:r>
+      <w:proofErr w:type="spellStart"/>
+      <w:r>
+        <w:t>spočiatku</w:t>
+      </w:r>
+      <w:proofErr w:type="spellEnd"/>
+      <w:r>
+        <w:t xml:space="preserve"> </w:t>
+      </w:r>
+      <w:proofErr w:type="spellStart"/>
+      <w:r>
+        <w:t>rýchlejšie</w:t>
+      </w:r>
+      <w:proofErr w:type="spellEnd"/>
+      <w:r>
+        <w:t xml:space="preserve"> </w:t>
+      </w:r>
+      <w:proofErr w:type="spellStart"/>
+      <w:r>
+        <w:t>rástol</w:t>
+      </w:r>
+      <w:proofErr w:type="spellEnd"/>
+      <w:r>
+        <w:t xml:space="preserve"> </w:t>
+      </w:r>
+      <w:proofErr w:type="spellStart"/>
+      <w:r>
+        <w:t>priemer</w:t>
+      </w:r>
+      <w:proofErr w:type="spellEnd"/>
+      <w:r>
+        <w:t xml:space="preserve"> </w:t>
       </w:r>
       <w:proofErr w:type="spellStart"/>
       <w:r>
@@ -3997,11 +4100,163 @@
       </w:r>
       <w:proofErr w:type="spellEnd"/>
       <w:r>
+        <w:t xml:space="preserve"> fitness. </w:t>
+      </w:r>
+      <w:proofErr w:type="spellStart"/>
+      <w:r>
+        <w:t>Turnajová</w:t>
+      </w:r>
+      <w:proofErr w:type="spellEnd"/>
+      <w:r>
+        <w:t xml:space="preserve"> </w:t>
+      </w:r>
+      <w:proofErr w:type="spellStart"/>
+      <w:r>
+        <w:t>selekcia</w:t>
+      </w:r>
+      <w:proofErr w:type="spellEnd"/>
+      <w:r>
+        <w:t xml:space="preserve"> </w:t>
+      </w:r>
+      <w:proofErr w:type="spellStart"/>
+      <w:r>
+        <w:t>však</w:t>
+      </w:r>
+      <w:proofErr w:type="spellEnd"/>
+      <w:r>
+        <w:t xml:space="preserve"> v </w:t>
+      </w:r>
+      <w:proofErr w:type="spellStart"/>
+      <w:r>
+        <w:t>neskorších</w:t>
+      </w:r>
+      <w:proofErr w:type="spellEnd"/>
+      <w:r>
+        <w:t xml:space="preserve"> </w:t>
+      </w:r>
+      <w:proofErr w:type="spellStart"/>
+      <w:r>
+        <w:t>generáciách</w:t>
+      </w:r>
+      <w:proofErr w:type="spellEnd"/>
+      <w:r>
+        <w:t xml:space="preserve"> </w:t>
+      </w:r>
+      <w:proofErr w:type="spellStart"/>
+      <w:r>
+        <w:t>dosahovala</w:t>
+      </w:r>
+      <w:proofErr w:type="spellEnd"/>
+      <w:r>
+        <w:t xml:space="preserve"> </w:t>
+      </w:r>
+      <w:proofErr w:type="spellStart"/>
+      <w:r>
+        <w:t>mierne</w:t>
+      </w:r>
+      <w:proofErr w:type="spellEnd"/>
+      <w:r>
+        <w:t xml:space="preserve"> </w:t>
+      </w:r>
+      <w:proofErr w:type="spellStart"/>
+      <w:r>
+        <w:t>vyššiu</w:t>
+      </w:r>
+      <w:proofErr w:type="spellEnd"/>
+      <w:r>
+        <w:t xml:space="preserve"> </w:t>
+      </w:r>
+      <w:proofErr w:type="spellStart"/>
+      <w:r>
+        <w:t>priemernú</w:t>
+      </w:r>
+      <w:proofErr w:type="spellEnd"/>
+      <w:r>
         <w:t xml:space="preserve"> fitness </w:t>
       </w:r>
       <w:proofErr w:type="spellStart"/>
       <w:r>
-        <w:t>znamená</w:t>
+        <w:t>populácie</w:t>
+      </w:r>
+      <w:proofErr w:type="spellEnd"/>
+      <w:r>
+        <w:t xml:space="preserve">. To </w:t>
+      </w:r>
+      <w:proofErr w:type="spellStart"/>
+      <w:r>
+        <w:t>ukazuje</w:t>
+      </w:r>
+      <w:proofErr w:type="spellEnd"/>
+      <w:r>
+        <w:t xml:space="preserve">, </w:t>
+      </w:r>
+      <w:proofErr w:type="spellStart"/>
+      <w:r>
+        <w:t>že</w:t>
+      </w:r>
+      <w:proofErr w:type="spellEnd"/>
+      <w:r>
+        <w:t xml:space="preserve"> </w:t>
+      </w:r>
+      <w:proofErr w:type="spellStart"/>
+      <w:r>
+        <w:t>vyššia</w:t>
+      </w:r>
+      <w:proofErr w:type="spellEnd"/>
+      <w:r>
+        <w:t xml:space="preserve"> </w:t>
+      </w:r>
+      <w:proofErr w:type="spellStart"/>
+      <w:r>
+        <w:t>kvalita</w:t>
+      </w:r>
+      <w:proofErr w:type="spellEnd"/>
+      <w:r>
+        <w:t xml:space="preserve"> </w:t>
+      </w:r>
+      <w:proofErr w:type="spellStart"/>
+      <w:r>
+        <w:t>populácie</w:t>
+      </w:r>
+      <w:proofErr w:type="spellEnd"/>
+      <w:r>
+        <w:t xml:space="preserve"> </w:t>
+      </w:r>
+      <w:proofErr w:type="spellStart"/>
+      <w:r>
+        <w:t>ako</w:t>
+      </w:r>
+      <w:proofErr w:type="spellEnd"/>
+      <w:r>
+        <w:t xml:space="preserve"> </w:t>
+      </w:r>
+      <w:proofErr w:type="spellStart"/>
+      <w:r>
+        <w:t>celku</w:t>
+      </w:r>
+      <w:proofErr w:type="spellEnd"/>
+      <w:r>
+        <w:t xml:space="preserve"> </w:t>
+      </w:r>
+      <w:proofErr w:type="spellStart"/>
+      <w:r>
+        <w:t>nemusí</w:t>
+      </w:r>
+      <w:proofErr w:type="spellEnd"/>
+      <w:r>
+        <w:t xml:space="preserve"> </w:t>
+      </w:r>
+      <w:proofErr w:type="spellStart"/>
+      <w:r>
+        <w:t>znamenať</w:t>
+      </w:r>
+      <w:proofErr w:type="spellEnd"/>
+      <w:r>
+        <w:t xml:space="preserve"> </w:t>
+      </w:r>
+      <w:proofErr w:type="spellStart"/>
+      <w:r>
+        <w:t>rýchlejšie</w:t>
       </w:r>
       <w:proofErr w:type="spellEnd"/>
       <w:r>
@@ -4017,7 +4272,7 @@
       </w:r>
       <w:proofErr w:type="spellStart"/>
       <w:r>
-        <w:t>kvalitnejšieho</w:t>
+        <w:t>najlepšieho</w:t>
       </w:r>
       <w:proofErr w:type="spellEnd"/>
       <w:r>
@@ -4029,54 +4284,10 @@
       </w:r>
       <w:proofErr w:type="spellEnd"/>
       <w:r>
-        <w:t xml:space="preserve">, </w:t>
-      </w:r>
-      <w:proofErr w:type="spellStart"/>
-      <w:r>
-        <w:t>kým</w:t>
-      </w:r>
-      <w:proofErr w:type="spellEnd"/>
-      <w:r>
-        <w:t xml:space="preserve"> </w:t>
-      </w:r>
-      <w:proofErr w:type="spellStart"/>
-      <w:r>
-        <w:t>priemerná</w:t>
-      </w:r>
-      <w:proofErr w:type="spellEnd"/>
-      <w:r>
-        <w:t xml:space="preserve"> fitness </w:t>
-      </w:r>
-      <w:proofErr w:type="spellStart"/>
-      <w:r>
-        <w:t>vyjadruje</w:t>
-      </w:r>
-      <w:proofErr w:type="spellEnd"/>
-      <w:r>
-        <w:t xml:space="preserve"> </w:t>
-      </w:r>
-      <w:proofErr w:type="spellStart"/>
-      <w:r>
-        <w:t>kvalitu</w:t>
-      </w:r>
-      <w:proofErr w:type="spellEnd"/>
-      <w:r>
-        <w:t xml:space="preserve"> </w:t>
-      </w:r>
-      <w:proofErr w:type="spellStart"/>
-      <w:r>
-        <w:t>celej</w:t>
-      </w:r>
-      <w:proofErr w:type="spellEnd"/>
-      <w:r>
-        <w:t xml:space="preserve"> </w:t>
-      </w:r>
-      <w:proofErr w:type="spellStart"/>
-      <w:r>
-        <w:t>populácie</w:t>
-      </w:r>
-      <w:proofErr w:type="spellEnd"/>
-    </w:p>
+        <w:t>.</w:t>
+      </w:r>
+    </w:p>
+    <w:p/>
     <w:p/>
     <w:p>
       <w:pPr>
@@ -4094,6 +4305,7 @@
           <w:sz w:val="28"/>
           <w:szCs w:val="28"/>
         </w:rPr>
+        <w:lastRenderedPageBreak/>
         <w:t xml:space="preserve">#2 Konfiguracia </w:t>
       </w:r>
     </w:p>
@@ -4129,7 +4341,6 @@
     </w:p>
     <w:p>
       <w:r>
-        <w:lastRenderedPageBreak/>
         <w:drawing>
           <wp:inline distT="0" distB="0" distL="0" distR="0" wp14:anchorId="3E24AAFA" wp14:editId="03F843A4">
             <wp:extent cx="6152515" cy="3068320"/>
@@ -4146,7 +4357,7 @@
                     <pic:cNvPicPr/>
                   </pic:nvPicPr>
                   <pic:blipFill>
-                    <a:blip r:embed="rId8"/>
+                    <a:blip r:embed="rId9"/>
                     <a:stretch>
                       <a:fillRect/>
                     </a:stretch>
@@ -4171,6 +4382,7 @@
     <w:p/>
     <w:p>
       <w:r>
+        <w:lastRenderedPageBreak/>
         <w:drawing>
           <wp:inline distT="0" distB="0" distL="0" distR="0" wp14:anchorId="595CC5B5" wp14:editId="3A2C9094">
             <wp:extent cx="6152515" cy="2905760"/>
@@ -4187,7 +4399,7 @@
                     <pic:cNvPicPr/>
                   </pic:nvPicPr>
                   <pic:blipFill>
-                    <a:blip r:embed="rId9"/>
+                    <a:blip r:embed="rId10"/>
                     <a:stretch>
                       <a:fillRect/>
                     </a:stretch>
@@ -4210,6 +4422,85 @@
     </w:p>
     <w:p>
       <w:r>
+        <w:drawing>
+          <wp:inline distT="0" distB="0" distL="0" distR="0" wp14:anchorId="275006FD" wp14:editId="43292615">
+            <wp:extent cx="6152515" cy="3013710"/>
+            <wp:effectExtent l="0" t="0" r="635" b="0"/>
+            <wp:docPr id="1825751615" name="Picture 1"/>
+            <wp:cNvGraphicFramePr>
+              <a:graphicFrameLocks xmlns:a="http://schemas.openxmlformats.org/drawingml/2006/main" noChangeAspect="1"/>
+            </wp:cNvGraphicFramePr>
+            <a:graphic xmlns:a="http://schemas.openxmlformats.org/drawingml/2006/main">
+              <a:graphicData uri="http://schemas.openxmlformats.org/drawingml/2006/picture">
+                <pic:pic xmlns:pic="http://schemas.openxmlformats.org/drawingml/2006/picture">
+                  <pic:nvPicPr>
+                    <pic:cNvPr id="1825751615" name=""/>
+                    <pic:cNvPicPr/>
+                  </pic:nvPicPr>
+                  <pic:blipFill>
+                    <a:blip r:embed="rId11"/>
+                    <a:stretch>
+                      <a:fillRect/>
+                    </a:stretch>
+                  </pic:blipFill>
+                  <pic:spPr>
+                    <a:xfrm>
+                      <a:off x="0" y="0"/>
+                      <a:ext cx="6152515" cy="3013710"/>
+                    </a:xfrm>
+                    <a:prstGeom prst="rect">
+                      <a:avLst/>
+                    </a:prstGeom>
+                  </pic:spPr>
+                </pic:pic>
+              </a:graphicData>
+            </a:graphic>
+          </wp:inline>
+        </w:drawing>
+      </w:r>
+    </w:p>
+    <w:p>
+      <w:r>
+        <w:lastRenderedPageBreak/>
+        <w:drawing>
+          <wp:inline distT="0" distB="0" distL="0" distR="0" wp14:anchorId="4817E58F" wp14:editId="1F19DCDB">
+            <wp:extent cx="6152515" cy="3051175"/>
+            <wp:effectExtent l="0" t="0" r="635" b="0"/>
+            <wp:docPr id="1302786000" name="Picture 1"/>
+            <wp:cNvGraphicFramePr>
+              <a:graphicFrameLocks xmlns:a="http://schemas.openxmlformats.org/drawingml/2006/main" noChangeAspect="1"/>
+            </wp:cNvGraphicFramePr>
+            <a:graphic xmlns:a="http://schemas.openxmlformats.org/drawingml/2006/main">
+              <a:graphicData uri="http://schemas.openxmlformats.org/drawingml/2006/picture">
+                <pic:pic xmlns:pic="http://schemas.openxmlformats.org/drawingml/2006/picture">
+                  <pic:nvPicPr>
+                    <pic:cNvPr id="1302786000" name=""/>
+                    <pic:cNvPicPr/>
+                  </pic:nvPicPr>
+                  <pic:blipFill>
+                    <a:blip r:embed="rId12"/>
+                    <a:stretch>
+                      <a:fillRect/>
+                    </a:stretch>
+                  </pic:blipFill>
+                  <pic:spPr>
+                    <a:xfrm>
+                      <a:off x="0" y="0"/>
+                      <a:ext cx="6152515" cy="3051175"/>
+                    </a:xfrm>
+                    <a:prstGeom prst="rect">
+                      <a:avLst/>
+                    </a:prstGeom>
+                  </pic:spPr>
+                </pic:pic>
+              </a:graphicData>
+            </a:graphic>
+          </wp:inline>
+        </w:drawing>
+      </w:r>
+    </w:p>
+    <w:p>
+      <w:r>
         <w:t xml:space="preserve">Pri </w:t>
       </w:r>
       <w:proofErr w:type="spellStart"/>
@@ -4589,6 +4880,324 @@
       <w:proofErr w:type="spellStart"/>
       <w:r>
         <w:t>malé</w:t>
+      </w:r>
+      <w:proofErr w:type="spellEnd"/>
+      <w:r>
+        <w:t>.</w:t>
+      </w:r>
+    </w:p>
+    <w:p/>
+    <w:p>
+      <w:r>
+        <w:t xml:space="preserve">V </w:t>
+      </w:r>
+      <w:proofErr w:type="spellStart"/>
+      <w:r>
+        <w:t>zobrazených</w:t>
+      </w:r>
+      <w:proofErr w:type="spellEnd"/>
+      <w:r>
+        <w:t xml:space="preserve"> </w:t>
+      </w:r>
+      <w:proofErr w:type="spellStart"/>
+      <w:r>
+        <w:t>grafoch</w:t>
+      </w:r>
+      <w:proofErr w:type="spellEnd"/>
+      <w:r>
+        <w:t xml:space="preserve"> </w:t>
+      </w:r>
+      <w:proofErr w:type="spellStart"/>
+      <w:r>
+        <w:t>dosiahla</w:t>
+      </w:r>
+      <w:proofErr w:type="spellEnd"/>
+      <w:r>
+        <w:t xml:space="preserve"> </w:t>
+      </w:r>
+      <w:proofErr w:type="spellStart"/>
+      <w:r>
+        <w:t>ruletová</w:t>
+      </w:r>
+      <w:proofErr w:type="spellEnd"/>
+      <w:r>
+        <w:t xml:space="preserve"> </w:t>
+      </w:r>
+      <w:proofErr w:type="spellStart"/>
+      <w:r>
+        <w:t>selekcia</w:t>
+      </w:r>
+      <w:proofErr w:type="spellEnd"/>
+      <w:r>
+        <w:t xml:space="preserve"> </w:t>
+      </w:r>
+      <w:proofErr w:type="spellStart"/>
+      <w:r>
+        <w:t>vyššiu</w:t>
+      </w:r>
+      <w:proofErr w:type="spellEnd"/>
+      <w:r>
+        <w:t xml:space="preserve"> </w:t>
+      </w:r>
+      <w:proofErr w:type="spellStart"/>
+      <w:r>
+        <w:t>priemernú</w:t>
+      </w:r>
+      <w:proofErr w:type="spellEnd"/>
+      <w:r>
+        <w:t xml:space="preserve"> fitness </w:t>
+      </w:r>
+      <w:proofErr w:type="spellStart"/>
+      <w:r>
+        <w:t>populácie</w:t>
+      </w:r>
+      <w:proofErr w:type="spellEnd"/>
+      <w:r>
+        <w:t xml:space="preserve">, </w:t>
+      </w:r>
+      <w:proofErr w:type="spellStart"/>
+      <w:r>
+        <w:t>hoci</w:t>
+      </w:r>
+      <w:proofErr w:type="spellEnd"/>
+      <w:r>
+        <w:t xml:space="preserve"> </w:t>
+      </w:r>
+      <w:proofErr w:type="spellStart"/>
+      <w:r>
+        <w:t>pri</w:t>
+      </w:r>
+      <w:proofErr w:type="spellEnd"/>
+      <w:r>
+        <w:t xml:space="preserve"> </w:t>
+      </w:r>
+      <w:proofErr w:type="spellStart"/>
+      <w:r>
+        <w:t>turnajovej</w:t>
+      </w:r>
+      <w:proofErr w:type="spellEnd"/>
+      <w:r>
+        <w:t xml:space="preserve"> </w:t>
+      </w:r>
+      <w:proofErr w:type="spellStart"/>
+      <w:r>
+        <w:t>selekcii</w:t>
+      </w:r>
+      <w:proofErr w:type="spellEnd"/>
+      <w:r>
+        <w:t xml:space="preserve"> </w:t>
+      </w:r>
+      <w:proofErr w:type="spellStart"/>
+      <w:r>
+        <w:t>sa</w:t>
+      </w:r>
+      <w:proofErr w:type="spellEnd"/>
+      <w:r>
+        <w:t xml:space="preserve"> </w:t>
+      </w:r>
+      <w:proofErr w:type="spellStart"/>
+      <w:r>
+        <w:t>teoreticky</w:t>
+      </w:r>
+      <w:proofErr w:type="spellEnd"/>
+      <w:r>
+        <w:t xml:space="preserve"> </w:t>
+      </w:r>
+      <w:proofErr w:type="spellStart"/>
+      <w:r>
+        <w:t>očakáva</w:t>
+      </w:r>
+      <w:proofErr w:type="spellEnd"/>
+      <w:r>
+        <w:t xml:space="preserve"> </w:t>
+      </w:r>
+      <w:proofErr w:type="spellStart"/>
+      <w:r>
+        <w:t>rýchlejší</w:t>
+      </w:r>
+      <w:proofErr w:type="spellEnd"/>
+      <w:r>
+        <w:t xml:space="preserve"> </w:t>
+      </w:r>
+      <w:proofErr w:type="spellStart"/>
+      <w:r>
+        <w:t>rast</w:t>
+      </w:r>
+      <w:proofErr w:type="spellEnd"/>
+      <w:r>
+        <w:t xml:space="preserve"> </w:t>
+      </w:r>
+      <w:proofErr w:type="spellStart"/>
+      <w:r>
+        <w:t>vďaka</w:t>
+      </w:r>
+      <w:proofErr w:type="spellEnd"/>
+      <w:r>
+        <w:t xml:space="preserve"> </w:t>
+      </w:r>
+      <w:proofErr w:type="spellStart"/>
+      <w:r>
+        <w:t>silnejšiemu</w:t>
+      </w:r>
+      <w:proofErr w:type="spellEnd"/>
+      <w:r>
+        <w:t xml:space="preserve"> </w:t>
+      </w:r>
+      <w:proofErr w:type="spellStart"/>
+      <w:r>
+        <w:t>zvýhodňovaniu</w:t>
+      </w:r>
+      <w:proofErr w:type="spellEnd"/>
+      <w:r>
+        <w:t xml:space="preserve"> </w:t>
+      </w:r>
+      <w:proofErr w:type="spellStart"/>
+      <w:r>
+        <w:t>úspešných</w:t>
+      </w:r>
+      <w:proofErr w:type="spellEnd"/>
+      <w:r>
+        <w:t xml:space="preserve"> </w:t>
+      </w:r>
+      <w:proofErr w:type="spellStart"/>
+      <w:r>
+        <w:t>jedincov</w:t>
+      </w:r>
+      <w:proofErr w:type="spellEnd"/>
+      <w:r>
+        <w:t xml:space="preserve">. </w:t>
+      </w:r>
+      <w:proofErr w:type="spellStart"/>
+      <w:r>
+        <w:t>Tento</w:t>
+      </w:r>
+      <w:proofErr w:type="spellEnd"/>
+      <w:r>
+        <w:t xml:space="preserve"> </w:t>
+      </w:r>
+      <w:proofErr w:type="spellStart"/>
+      <w:r>
+        <w:t>rozdiel</w:t>
+      </w:r>
+      <w:proofErr w:type="spellEnd"/>
+      <w:r>
+        <w:t xml:space="preserve"> </w:t>
+      </w:r>
+      <w:proofErr w:type="spellStart"/>
+      <w:r>
+        <w:t>môže</w:t>
+      </w:r>
+      <w:proofErr w:type="spellEnd"/>
+      <w:r>
+        <w:t xml:space="preserve"> </w:t>
+      </w:r>
+      <w:proofErr w:type="spellStart"/>
+      <w:r>
+        <w:t>súvisieť</w:t>
+      </w:r>
+      <w:proofErr w:type="spellEnd"/>
+      <w:r>
+        <w:t xml:space="preserve"> s </w:t>
+      </w:r>
+      <w:proofErr w:type="spellStart"/>
+      <w:r>
+        <w:t>náhodnosťou</w:t>
+      </w:r>
+      <w:proofErr w:type="spellEnd"/>
+      <w:r>
+        <w:t xml:space="preserve"> </w:t>
+      </w:r>
+      <w:proofErr w:type="spellStart"/>
+      <w:r>
+        <w:t>výberu</w:t>
+      </w:r>
+      <w:proofErr w:type="spellEnd"/>
+      <w:r>
+        <w:t xml:space="preserve">, </w:t>
+      </w:r>
+      <w:proofErr w:type="spellStart"/>
+      <w:r>
+        <w:t>kríženia</w:t>
+      </w:r>
+      <w:proofErr w:type="spellEnd"/>
+      <w:r>
+        <w:t xml:space="preserve"> a </w:t>
+      </w:r>
+      <w:proofErr w:type="spellStart"/>
+      <w:r>
+        <w:t>mutácie</w:t>
+      </w:r>
+      <w:proofErr w:type="spellEnd"/>
+      <w:r>
+        <w:t xml:space="preserve"> a s </w:t>
+      </w:r>
+      <w:proofErr w:type="spellStart"/>
+      <w:r>
+        <w:t>krátkym</w:t>
+      </w:r>
+      <w:proofErr w:type="spellEnd"/>
+      <w:r>
+        <w:t xml:space="preserve"> </w:t>
+      </w:r>
+      <w:proofErr w:type="spellStart"/>
+      <w:r>
+        <w:t>trvaním</w:t>
+      </w:r>
+      <w:proofErr w:type="spellEnd"/>
+      <w:r>
+        <w:t xml:space="preserve"> </w:t>
+      </w:r>
+      <w:proofErr w:type="spellStart"/>
+      <w:r>
+        <w:t>behov</w:t>
+      </w:r>
+      <w:proofErr w:type="spellEnd"/>
+      <w:r>
+        <w:t xml:space="preserve">. Konečná </w:t>
+      </w:r>
+      <w:proofErr w:type="spellStart"/>
+      <w:r>
+        <w:t>priemerná</w:t>
+      </w:r>
+      <w:proofErr w:type="spellEnd"/>
+      <w:r>
+        <w:t xml:space="preserve"> </w:t>
+      </w:r>
+      <w:proofErr w:type="spellStart"/>
+      <w:r>
+        <w:t>najlepšia</w:t>
+      </w:r>
+      <w:proofErr w:type="spellEnd"/>
+      <w:r>
+        <w:t xml:space="preserve"> fitness bola </w:t>
+      </w:r>
+      <w:proofErr w:type="spellStart"/>
+      <w:r>
+        <w:t>pri</w:t>
+      </w:r>
+      <w:proofErr w:type="spellEnd"/>
+      <w:r>
+        <w:t xml:space="preserve"> </w:t>
+      </w:r>
+      <w:proofErr w:type="spellStart"/>
+      <w:r>
+        <w:t>oboch</w:t>
+      </w:r>
+      <w:proofErr w:type="spellEnd"/>
+      <w:r>
+        <w:t xml:space="preserve"> </w:t>
+      </w:r>
+      <w:proofErr w:type="spellStart"/>
+      <w:r>
+        <w:t>metódach</w:t>
+      </w:r>
+      <w:proofErr w:type="spellEnd"/>
+      <w:r>
+        <w:t xml:space="preserve"> </w:t>
+      </w:r>
+      <w:proofErr w:type="spellStart"/>
+      <w:r>
+        <w:t>podobná</w:t>
       </w:r>
       <w:proofErr w:type="spellEnd"/>
       <w:r>
@@ -4622,7 +5231,6 @@
           <w:sz w:val="36"/>
           <w:szCs w:val="36"/>
         </w:rPr>
-        <w:lastRenderedPageBreak/>
         <w:t>#3 Konfiguracia</w:t>
       </w:r>
     </w:p>
@@ -4683,6 +5291,7 @@
         </w:tabs>
       </w:pPr>
       <w:r>
+        <w:lastRenderedPageBreak/>
         <w:t>4 3</w:t>
       </w:r>
     </w:p>
@@ -4716,7 +5325,7 @@
                     <pic:cNvPicPr/>
                   </pic:nvPicPr>
                   <pic:blipFill>
-                    <a:blip r:embed="rId10"/>
+                    <a:blip r:embed="rId13"/>
                     <a:stretch>
                       <a:fillRect/>
                     </a:stretch>
@@ -4791,7 +5400,6 @@
           <w:sz w:val="36"/>
           <w:szCs w:val="36"/>
         </w:rPr>
-        <w:lastRenderedPageBreak/>
         <w:tab/>
       </w:r>
       <w:r>
@@ -4811,7 +5419,7 @@
                     <pic:cNvPicPr/>
                   </pic:nvPicPr>
                   <pic:blipFill>
-                    <a:blip r:embed="rId11"/>
+                    <a:blip r:embed="rId14"/>
                     <a:stretch>
                       <a:fillRect/>
                     </a:stretch>
@@ -4837,7 +5445,133 @@
         <w:tabs>
           <w:tab w:val="left" w:pos="4136"/>
         </w:tabs>
+        <w:rPr>
+          <w:sz w:val="36"/>
+          <w:szCs w:val="36"/>
+        </w:rPr>
       </w:pPr>
+    </w:p>
+    <w:p>
+      <w:pPr>
+        <w:tabs>
+          <w:tab w:val="left" w:pos="4136"/>
+        </w:tabs>
+        <w:rPr>
+          <w:sz w:val="36"/>
+          <w:szCs w:val="36"/>
+        </w:rPr>
+      </w:pPr>
+    </w:p>
+    <w:p>
+      <w:pPr>
+        <w:tabs>
+          <w:tab w:val="left" w:pos="4136"/>
+        </w:tabs>
+        <w:rPr>
+          <w:sz w:val="36"/>
+          <w:szCs w:val="36"/>
+        </w:rPr>
+      </w:pPr>
+      <w:r>
+        <w:rPr>
+          <w:sz w:val="36"/>
+          <w:szCs w:val="36"/>
+        </w:rPr>
+        <w:drawing>
+          <wp:inline distT="0" distB="0" distL="0" distR="0" wp14:anchorId="337ADD04" wp14:editId="76F4559C">
+            <wp:extent cx="6152515" cy="3096260"/>
+            <wp:effectExtent l="0" t="0" r="635" b="8890"/>
+            <wp:docPr id="1949537624" name="Picture 1"/>
+            <wp:cNvGraphicFramePr>
+              <a:graphicFrameLocks xmlns:a="http://schemas.openxmlformats.org/drawingml/2006/main" noChangeAspect="1"/>
+            </wp:cNvGraphicFramePr>
+            <a:graphic xmlns:a="http://schemas.openxmlformats.org/drawingml/2006/main">
+              <a:graphicData uri="http://schemas.openxmlformats.org/drawingml/2006/picture">
+                <pic:pic xmlns:pic="http://schemas.openxmlformats.org/drawingml/2006/picture">
+                  <pic:nvPicPr>
+                    <pic:cNvPr id="1949537624" name=""/>
+                    <pic:cNvPicPr/>
+                  </pic:nvPicPr>
+                  <pic:blipFill>
+                    <a:blip r:embed="rId15"/>
+                    <a:stretch>
+                      <a:fillRect/>
+                    </a:stretch>
+                  </pic:blipFill>
+                  <pic:spPr>
+                    <a:xfrm>
+                      <a:off x="0" y="0"/>
+                      <a:ext cx="6152515" cy="3096260"/>
+                    </a:xfrm>
+                    <a:prstGeom prst="rect">
+                      <a:avLst/>
+                    </a:prstGeom>
+                  </pic:spPr>
+                </pic:pic>
+              </a:graphicData>
+            </a:graphic>
+          </wp:inline>
+        </w:drawing>
+      </w:r>
+    </w:p>
+    <w:p>
+      <w:pPr>
+        <w:tabs>
+          <w:tab w:val="left" w:pos="4136"/>
+        </w:tabs>
+        <w:rPr>
+          <w:sz w:val="36"/>
+          <w:szCs w:val="36"/>
+        </w:rPr>
+      </w:pPr>
+      <w:r>
+        <w:rPr>
+          <w:sz w:val="36"/>
+          <w:szCs w:val="36"/>
+        </w:rPr>
+        <w:drawing>
+          <wp:inline distT="0" distB="0" distL="0" distR="0" wp14:anchorId="69E1F65E" wp14:editId="7A2F0752">
+            <wp:extent cx="6152515" cy="2994025"/>
+            <wp:effectExtent l="0" t="0" r="635" b="0"/>
+            <wp:docPr id="903016464" name="Picture 1"/>
+            <wp:cNvGraphicFramePr>
+              <a:graphicFrameLocks xmlns:a="http://schemas.openxmlformats.org/drawingml/2006/main" noChangeAspect="1"/>
+            </wp:cNvGraphicFramePr>
+            <a:graphic xmlns:a="http://schemas.openxmlformats.org/drawingml/2006/main">
+              <a:graphicData uri="http://schemas.openxmlformats.org/drawingml/2006/picture">
+                <pic:pic xmlns:pic="http://schemas.openxmlformats.org/drawingml/2006/picture">
+                  <pic:nvPicPr>
+                    <pic:cNvPr id="903016464" name=""/>
+                    <pic:cNvPicPr/>
+                  </pic:nvPicPr>
+                  <pic:blipFill>
+                    <a:blip r:embed="rId16"/>
+                    <a:stretch>
+                      <a:fillRect/>
+                    </a:stretch>
+                  </pic:blipFill>
+                  <pic:spPr>
+                    <a:xfrm>
+                      <a:off x="0" y="0"/>
+                      <a:ext cx="6152515" cy="2994025"/>
+                    </a:xfrm>
+                    <a:prstGeom prst="rect">
+                      <a:avLst/>
+                    </a:prstGeom>
+                  </pic:spPr>
+                </pic:pic>
+              </a:graphicData>
+            </a:graphic>
+          </wp:inline>
+        </w:drawing>
+      </w:r>
+    </w:p>
+    <w:p>
+      <w:pPr>
+        <w:tabs>
+          <w:tab w:val="left" w:pos="4136"/>
+        </w:tabs>
+      </w:pPr>
       <w:r>
         <w:t xml:space="preserve">Pri </w:t>
       </w:r>
@@ -5185,6 +5919,274 @@
       <w:r>
         <w:t>.</w:t>
       </w:r>
+    </w:p>
+    <w:p>
+      <w:pPr>
+        <w:tabs>
+          <w:tab w:val="left" w:pos="4136"/>
+        </w:tabs>
+      </w:pPr>
+      <w:proofErr w:type="spellStart"/>
+      <w:r>
+        <w:lastRenderedPageBreak/>
+        <w:t>Turnajový</w:t>
+      </w:r>
+      <w:proofErr w:type="spellEnd"/>
+      <w:r>
+        <w:t xml:space="preserve"> </w:t>
+      </w:r>
+      <w:proofErr w:type="spellStart"/>
+      <w:r>
+        <w:t>výber</w:t>
+      </w:r>
+      <w:proofErr w:type="spellEnd"/>
+      <w:r>
+        <w:t xml:space="preserve"> </w:t>
+      </w:r>
+      <w:proofErr w:type="spellStart"/>
+      <w:r>
+        <w:t>teda</w:t>
+      </w:r>
+      <w:proofErr w:type="spellEnd"/>
+      <w:r>
+        <w:t xml:space="preserve"> </w:t>
+      </w:r>
+      <w:proofErr w:type="spellStart"/>
+      <w:r>
+        <w:t>vytváral</w:t>
+      </w:r>
+      <w:proofErr w:type="spellEnd"/>
+      <w:r>
+        <w:t xml:space="preserve"> v </w:t>
+      </w:r>
+      <w:proofErr w:type="spellStart"/>
+      <w:r>
+        <w:t>priemere</w:t>
+      </w:r>
+      <w:proofErr w:type="spellEnd"/>
+      <w:r>
+        <w:t xml:space="preserve"> </w:t>
+      </w:r>
+      <w:proofErr w:type="spellStart"/>
+      <w:r>
+        <w:t>kvalitnejšiu</w:t>
+      </w:r>
+      <w:proofErr w:type="spellEnd"/>
+      <w:r>
+        <w:t xml:space="preserve"> </w:t>
+      </w:r>
+      <w:proofErr w:type="spellStart"/>
+      <w:r>
+        <w:t>populáciu</w:t>
+      </w:r>
+      <w:proofErr w:type="spellEnd"/>
+      <w:r>
+        <w:t xml:space="preserve">, </w:t>
+      </w:r>
+      <w:proofErr w:type="spellStart"/>
+      <w:r>
+        <w:t>čo</w:t>
+      </w:r>
+      <w:proofErr w:type="spellEnd"/>
+      <w:r>
+        <w:t xml:space="preserve"> </w:t>
+      </w:r>
+      <w:proofErr w:type="spellStart"/>
+      <w:r>
+        <w:t>zodpovedá</w:t>
+      </w:r>
+      <w:proofErr w:type="spellEnd"/>
+      <w:r>
+        <w:t xml:space="preserve"> </w:t>
+      </w:r>
+      <w:proofErr w:type="spellStart"/>
+      <w:r>
+        <w:t>silnejšiemu</w:t>
+      </w:r>
+      <w:proofErr w:type="spellEnd"/>
+      <w:r>
+        <w:t xml:space="preserve"> </w:t>
+      </w:r>
+      <w:proofErr w:type="spellStart"/>
+      <w:r>
+        <w:t>zvýhodňovaniu</w:t>
+      </w:r>
+      <w:proofErr w:type="spellEnd"/>
+      <w:r>
+        <w:t xml:space="preserve"> </w:t>
+      </w:r>
+      <w:proofErr w:type="spellStart"/>
+      <w:r>
+        <w:t>úspešných</w:t>
+      </w:r>
+      <w:proofErr w:type="spellEnd"/>
+      <w:r>
+        <w:t xml:space="preserve"> </w:t>
+      </w:r>
+      <w:proofErr w:type="spellStart"/>
+      <w:r>
+        <w:t>jedincov</w:t>
+      </w:r>
+      <w:proofErr w:type="spellEnd"/>
+      <w:r>
+        <w:t xml:space="preserve">. Pri </w:t>
+      </w:r>
+      <w:proofErr w:type="spellStart"/>
+      <w:r>
+        <w:t>ruletovej</w:t>
+      </w:r>
+      <w:proofErr w:type="spellEnd"/>
+      <w:r>
+        <w:t xml:space="preserve"> </w:t>
+      </w:r>
+      <w:proofErr w:type="spellStart"/>
+      <w:r>
+        <w:t>selekcii</w:t>
+      </w:r>
+      <w:proofErr w:type="spellEnd"/>
+      <w:r>
+        <w:t xml:space="preserve"> </w:t>
+      </w:r>
+      <w:proofErr w:type="spellStart"/>
+      <w:r>
+        <w:t>však</w:t>
+      </w:r>
+      <w:proofErr w:type="spellEnd"/>
+      <w:r>
+        <w:t xml:space="preserve"> </w:t>
+      </w:r>
+      <w:proofErr w:type="spellStart"/>
+      <w:r>
+        <w:t>spočiatku</w:t>
+      </w:r>
+      <w:proofErr w:type="spellEnd"/>
+      <w:r>
+        <w:t xml:space="preserve"> </w:t>
+      </w:r>
+      <w:proofErr w:type="spellStart"/>
+      <w:r>
+        <w:t>rýchlejšie</w:t>
+      </w:r>
+      <w:proofErr w:type="spellEnd"/>
+      <w:r>
+        <w:t xml:space="preserve"> </w:t>
+      </w:r>
+      <w:proofErr w:type="spellStart"/>
+      <w:r>
+        <w:t>rástla</w:t>
+      </w:r>
+      <w:proofErr w:type="spellEnd"/>
+      <w:r>
+        <w:t xml:space="preserve"> fitness </w:t>
+      </w:r>
+      <w:proofErr w:type="spellStart"/>
+      <w:r>
+        <w:t>najlepších</w:t>
+      </w:r>
+      <w:proofErr w:type="spellEnd"/>
+      <w:r>
+        <w:t xml:space="preserve"> </w:t>
+      </w:r>
+      <w:proofErr w:type="spellStart"/>
+      <w:r>
+        <w:t>jedincov</w:t>
+      </w:r>
+      <w:proofErr w:type="spellEnd"/>
+      <w:r>
+        <w:t xml:space="preserve">. To </w:t>
+      </w:r>
+      <w:proofErr w:type="spellStart"/>
+      <w:r>
+        <w:t>znamená</w:t>
+      </w:r>
+      <w:proofErr w:type="spellEnd"/>
+      <w:r>
+        <w:t xml:space="preserve">, </w:t>
+      </w:r>
+      <w:proofErr w:type="spellStart"/>
+      <w:r>
+        <w:t>že</w:t>
+      </w:r>
+      <w:proofErr w:type="spellEnd"/>
+      <w:r>
+        <w:t xml:space="preserve"> </w:t>
+      </w:r>
+      <w:proofErr w:type="spellStart"/>
+      <w:r>
+        <w:t>aj</w:t>
+      </w:r>
+      <w:proofErr w:type="spellEnd"/>
+      <w:r>
+        <w:t xml:space="preserve"> </w:t>
+      </w:r>
+      <w:proofErr w:type="spellStart"/>
+      <w:r>
+        <w:t>populácia</w:t>
+      </w:r>
+      <w:proofErr w:type="spellEnd"/>
+      <w:r>
+        <w:t xml:space="preserve"> s </w:t>
+      </w:r>
+      <w:proofErr w:type="spellStart"/>
+      <w:r>
+        <w:t>nižšou</w:t>
+      </w:r>
+      <w:proofErr w:type="spellEnd"/>
+      <w:r>
+        <w:t xml:space="preserve"> </w:t>
+      </w:r>
+      <w:proofErr w:type="spellStart"/>
+      <w:r>
+        <w:t>priemernou</w:t>
+      </w:r>
+      <w:proofErr w:type="spellEnd"/>
+      <w:r>
+        <w:t xml:space="preserve"> fitness </w:t>
+      </w:r>
+      <w:proofErr w:type="spellStart"/>
+      <w:r>
+        <w:t>môže</w:t>
+      </w:r>
+      <w:proofErr w:type="spellEnd"/>
+      <w:r>
+        <w:t xml:space="preserve"> </w:t>
+      </w:r>
+      <w:proofErr w:type="spellStart"/>
+      <w:r>
+        <w:t>obsahovať</w:t>
+      </w:r>
+      <w:proofErr w:type="spellEnd"/>
+      <w:r>
+        <w:t xml:space="preserve"> </w:t>
+      </w:r>
+      <w:proofErr w:type="spellStart"/>
+      <w:r>
+        <w:t>lepšie</w:t>
+      </w:r>
+      <w:proofErr w:type="spellEnd"/>
+      <w:r>
+        <w:t xml:space="preserve"> </w:t>
+      </w:r>
+      <w:proofErr w:type="spellStart"/>
+      <w:r>
+        <w:t>jednotlivé</w:t>
+      </w:r>
+      <w:proofErr w:type="spellEnd"/>
+      <w:r>
+        <w:t xml:space="preserve"> </w:t>
+      </w:r>
+      <w:proofErr w:type="spellStart"/>
+      <w:r>
+        <w:t>riešenia</w:t>
+      </w:r>
+      <w:proofErr w:type="spellEnd"/>
+    </w:p>
+    <w:p>
+      <w:pPr>
+        <w:tabs>
+          <w:tab w:val="left" w:pos="4136"/>
+        </w:tabs>
+      </w:pPr>
     </w:p>
     <w:p>
       <w:pPr>
@@ -5269,7 +6271,6 @@
     <w:p/>
     <w:p>
       <w:r>
-        <w:lastRenderedPageBreak/>
         <w:drawing>
           <wp:inline distT="0" distB="0" distL="0" distR="0" wp14:anchorId="0DCEB52E" wp14:editId="778BD853">
             <wp:extent cx="6152515" cy="3006090"/>
@@ -5286,7 +6287,7 @@
                     <pic:cNvPicPr/>
                   </pic:nvPicPr>
                   <pic:blipFill>
-                    <a:blip r:embed="rId12"/>
+                    <a:blip r:embed="rId17"/>
                     <a:stretch>
                       <a:fillRect/>
                     </a:stretch>
@@ -5337,7 +6338,7 @@
                     <pic:cNvPicPr/>
                   </pic:nvPicPr>
                   <pic:blipFill>
-                    <a:blip r:embed="rId13"/>
+                    <a:blip r:embed="rId18"/>
                     <a:stretch>
                       <a:fillRect/>
                     </a:stretch>
@@ -5371,6 +6372,89 @@
           <w:tab w:val="left" w:pos="4047"/>
         </w:tabs>
       </w:pPr>
+      <w:r>
+        <w:drawing>
+          <wp:inline distT="0" distB="0" distL="0" distR="0" wp14:anchorId="0BFDAC2D" wp14:editId="592D4148">
+            <wp:extent cx="6152515" cy="3011805"/>
+            <wp:effectExtent l="0" t="0" r="635" b="0"/>
+            <wp:docPr id="1492292066" name="Picture 1"/>
+            <wp:cNvGraphicFramePr>
+              <a:graphicFrameLocks xmlns:a="http://schemas.openxmlformats.org/drawingml/2006/main" noChangeAspect="1"/>
+            </wp:cNvGraphicFramePr>
+            <a:graphic xmlns:a="http://schemas.openxmlformats.org/drawingml/2006/main">
+              <a:graphicData uri="http://schemas.openxmlformats.org/drawingml/2006/picture">
+                <pic:pic xmlns:pic="http://schemas.openxmlformats.org/drawingml/2006/picture">
+                  <pic:nvPicPr>
+                    <pic:cNvPr id="1492292066" name=""/>
+                    <pic:cNvPicPr/>
+                  </pic:nvPicPr>
+                  <pic:blipFill>
+                    <a:blip r:embed="rId19"/>
+                    <a:stretch>
+                      <a:fillRect/>
+                    </a:stretch>
+                  </pic:blipFill>
+                  <pic:spPr>
+                    <a:xfrm>
+                      <a:off x="0" y="0"/>
+                      <a:ext cx="6152515" cy="3011805"/>
+                    </a:xfrm>
+                    <a:prstGeom prst="rect">
+                      <a:avLst/>
+                    </a:prstGeom>
+                  </pic:spPr>
+                </pic:pic>
+              </a:graphicData>
+            </a:graphic>
+          </wp:inline>
+        </w:drawing>
+      </w:r>
+    </w:p>
+    <w:p>
+      <w:pPr>
+        <w:tabs>
+          <w:tab w:val="left" w:pos="4047"/>
+        </w:tabs>
+        <w:jc w:val="right"/>
+      </w:pPr>
+      <w:r>
+        <w:lastRenderedPageBreak/>
+        <w:drawing>
+          <wp:inline distT="0" distB="0" distL="0" distR="0" wp14:anchorId="15436585" wp14:editId="2A8EC982">
+            <wp:extent cx="6152515" cy="3044190"/>
+            <wp:effectExtent l="0" t="0" r="635" b="3810"/>
+            <wp:docPr id="1067319842" name="Picture 1"/>
+            <wp:cNvGraphicFramePr>
+              <a:graphicFrameLocks xmlns:a="http://schemas.openxmlformats.org/drawingml/2006/main" noChangeAspect="1"/>
+            </wp:cNvGraphicFramePr>
+            <a:graphic xmlns:a="http://schemas.openxmlformats.org/drawingml/2006/main">
+              <a:graphicData uri="http://schemas.openxmlformats.org/drawingml/2006/picture">
+                <pic:pic xmlns:pic="http://schemas.openxmlformats.org/drawingml/2006/picture">
+                  <pic:nvPicPr>
+                    <pic:cNvPr id="1067319842" name=""/>
+                    <pic:cNvPicPr/>
+                  </pic:nvPicPr>
+                  <pic:blipFill>
+                    <a:blip r:embed="rId20"/>
+                    <a:stretch>
+                      <a:fillRect/>
+                    </a:stretch>
+                  </pic:blipFill>
+                  <pic:spPr>
+                    <a:xfrm>
+                      <a:off x="0" y="0"/>
+                      <a:ext cx="6152515" cy="3044190"/>
+                    </a:xfrm>
+                    <a:prstGeom prst="rect">
+                      <a:avLst/>
+                    </a:prstGeom>
+                  </pic:spPr>
+                </pic:pic>
+              </a:graphicData>
+            </a:graphic>
+          </wp:inline>
+        </w:drawing>
+      </w:r>
     </w:p>
     <w:p>
       <w:pPr>
@@ -5378,15 +6462,7 @@
           <w:tab w:val="left" w:pos="4047"/>
         </w:tabs>
       </w:pPr>
-    </w:p>
-    <w:p>
-      <w:pPr>
-        <w:tabs>
-          <w:tab w:val="left" w:pos="4047"/>
-        </w:tabs>
-      </w:pPr>
-      <w:r>
-        <w:lastRenderedPageBreak/>
+      <w:r>
         <w:t xml:space="preserve">Na </w:t>
       </w:r>
       <w:proofErr w:type="spellStart"/>
@@ -5690,6 +6766,262 @@
       </w:r>
       <w:proofErr w:type="spellStart"/>
       <w:r>
+        <w:t>Turnajová</w:t>
+      </w:r>
+      <w:proofErr w:type="spellEnd"/>
+      <w:r>
+        <w:t xml:space="preserve"> </w:t>
+      </w:r>
+      <w:proofErr w:type="spellStart"/>
+      <w:r>
+        <w:t>selekcia</w:t>
+      </w:r>
+      <w:proofErr w:type="spellEnd"/>
+      <w:r>
+        <w:t xml:space="preserve"> </w:t>
+      </w:r>
+      <w:proofErr w:type="spellStart"/>
+      <w:r>
+        <w:t>dosahovala</w:t>
+      </w:r>
+      <w:proofErr w:type="spellEnd"/>
+      <w:r>
+        <w:t xml:space="preserve"> </w:t>
+      </w:r>
+      <w:proofErr w:type="spellStart"/>
+      <w:r>
+        <w:t>vyššiu</w:t>
+      </w:r>
+      <w:proofErr w:type="spellEnd"/>
+      <w:r>
+        <w:t xml:space="preserve"> </w:t>
+      </w:r>
+      <w:proofErr w:type="spellStart"/>
+      <w:r>
+        <w:t>priemernú</w:t>
+      </w:r>
+      <w:proofErr w:type="spellEnd"/>
+      <w:r>
+        <w:t xml:space="preserve"> fitness </w:t>
+      </w:r>
+      <w:proofErr w:type="spellStart"/>
+      <w:r>
+        <w:t>populácie</w:t>
+      </w:r>
+      <w:proofErr w:type="spellEnd"/>
+      <w:r>
+        <w:t xml:space="preserve">, </w:t>
+      </w:r>
+      <w:proofErr w:type="spellStart"/>
+      <w:r>
+        <w:t>približne</w:t>
+      </w:r>
+      <w:proofErr w:type="spellEnd"/>
+      <w:r>
+        <w:t xml:space="preserve"> 2,7 </w:t>
+      </w:r>
+      <w:proofErr w:type="spellStart"/>
+      <w:r>
+        <w:t>oproti</w:t>
+      </w:r>
+      <w:proofErr w:type="spellEnd"/>
+      <w:r>
+        <w:t xml:space="preserve"> 2,2 </w:t>
+      </w:r>
+      <w:proofErr w:type="spellStart"/>
+      <w:r>
+        <w:t>pri</w:t>
+      </w:r>
+      <w:proofErr w:type="spellEnd"/>
+      <w:r>
+        <w:t xml:space="preserve"> </w:t>
+      </w:r>
+      <w:proofErr w:type="spellStart"/>
+      <w:r>
+        <w:t>ruletovej</w:t>
+      </w:r>
+      <w:proofErr w:type="spellEnd"/>
+      <w:r>
+        <w:t xml:space="preserve"> </w:t>
+      </w:r>
+      <w:proofErr w:type="spellStart"/>
+      <w:r>
+        <w:t>selekcii</w:t>
+      </w:r>
+      <w:proofErr w:type="spellEnd"/>
+      <w:r>
+        <w:t xml:space="preserve">. Pri </w:t>
+      </w:r>
+      <w:proofErr w:type="spellStart"/>
+      <w:r>
+        <w:t>ruletovej</w:t>
+      </w:r>
+      <w:proofErr w:type="spellEnd"/>
+      <w:r>
+        <w:t xml:space="preserve"> </w:t>
+      </w:r>
+      <w:proofErr w:type="spellStart"/>
+      <w:r>
+        <w:t>selekcii</w:t>
+      </w:r>
+      <w:proofErr w:type="spellEnd"/>
+      <w:r>
+        <w:t xml:space="preserve"> </w:t>
+      </w:r>
+      <w:proofErr w:type="spellStart"/>
+      <w:r>
+        <w:t>však</w:t>
+      </w:r>
+      <w:proofErr w:type="spellEnd"/>
+      <w:r>
+        <w:t xml:space="preserve"> </w:t>
+      </w:r>
+      <w:proofErr w:type="spellStart"/>
+      <w:r>
+        <w:t>spočiatku</w:t>
+      </w:r>
+      <w:proofErr w:type="spellEnd"/>
+      <w:r>
+        <w:t xml:space="preserve"> </w:t>
+      </w:r>
+      <w:proofErr w:type="spellStart"/>
+      <w:r>
+        <w:t>rýchlejšie</w:t>
+      </w:r>
+      <w:proofErr w:type="spellEnd"/>
+      <w:r>
+        <w:t xml:space="preserve"> </w:t>
+      </w:r>
+      <w:proofErr w:type="spellStart"/>
+      <w:r>
+        <w:t>rástol</w:t>
+      </w:r>
+      <w:proofErr w:type="spellEnd"/>
+      <w:r>
+        <w:t xml:space="preserve"> </w:t>
+      </w:r>
+      <w:proofErr w:type="spellStart"/>
+      <w:r>
+        <w:t>priemer</w:t>
+      </w:r>
+      <w:proofErr w:type="spellEnd"/>
+      <w:r>
+        <w:t xml:space="preserve"> </w:t>
+      </w:r>
+      <w:proofErr w:type="spellStart"/>
+      <w:r>
+        <w:t>najlepšej</w:t>
+      </w:r>
+      <w:proofErr w:type="spellEnd"/>
+      <w:r>
+        <w:t xml:space="preserve"> fitness. </w:t>
+      </w:r>
+      <w:proofErr w:type="spellStart"/>
+      <w:r>
+        <w:t>Vyššia</w:t>
+      </w:r>
+      <w:proofErr w:type="spellEnd"/>
+      <w:r>
+        <w:t xml:space="preserve"> </w:t>
+      </w:r>
+      <w:proofErr w:type="spellStart"/>
+      <w:r>
+        <w:t>priemerná</w:t>
+      </w:r>
+      <w:proofErr w:type="spellEnd"/>
+      <w:r>
+        <w:t xml:space="preserve"> </w:t>
+      </w:r>
+      <w:proofErr w:type="spellStart"/>
+      <w:r>
+        <w:t>kvalita</w:t>
+      </w:r>
+      <w:proofErr w:type="spellEnd"/>
+      <w:r>
+        <w:t xml:space="preserve"> </w:t>
+      </w:r>
+      <w:proofErr w:type="spellStart"/>
+      <w:r>
+        <w:t>celej</w:t>
+      </w:r>
+      <w:proofErr w:type="spellEnd"/>
+      <w:r>
+        <w:t xml:space="preserve"> </w:t>
+      </w:r>
+      <w:proofErr w:type="spellStart"/>
+      <w:r>
+        <w:t>populácie</w:t>
+      </w:r>
+      <w:proofErr w:type="spellEnd"/>
+      <w:r>
+        <w:t xml:space="preserve"> </w:t>
+      </w:r>
+      <w:proofErr w:type="spellStart"/>
+      <w:r>
+        <w:t>teda</w:t>
+      </w:r>
+      <w:proofErr w:type="spellEnd"/>
+      <w:r>
+        <w:t xml:space="preserve"> </w:t>
+      </w:r>
+      <w:proofErr w:type="spellStart"/>
+      <w:r>
+        <w:t>nemusí</w:t>
+      </w:r>
+      <w:proofErr w:type="spellEnd"/>
+      <w:r>
+        <w:t xml:space="preserve"> </w:t>
+      </w:r>
+      <w:proofErr w:type="spellStart"/>
+      <w:r>
+        <w:t>znamenať</w:t>
+      </w:r>
+      <w:proofErr w:type="spellEnd"/>
+      <w:r>
+        <w:t xml:space="preserve"> </w:t>
+      </w:r>
+      <w:proofErr w:type="spellStart"/>
+      <w:r>
+        <w:t>rýchlejšie</w:t>
+      </w:r>
+      <w:proofErr w:type="spellEnd"/>
+      <w:r>
+        <w:t xml:space="preserve"> </w:t>
+      </w:r>
+      <w:proofErr w:type="spellStart"/>
+      <w:r>
+        <w:t>zlepšovanie</w:t>
+      </w:r>
+      <w:proofErr w:type="spellEnd"/>
+      <w:r>
+        <w:t xml:space="preserve"> </w:t>
+      </w:r>
+      <w:proofErr w:type="spellStart"/>
+      <w:r>
+        <w:t>jej</w:t>
+      </w:r>
+      <w:proofErr w:type="spellEnd"/>
+      <w:r>
+        <w:t xml:space="preserve"> </w:t>
+      </w:r>
+      <w:proofErr w:type="spellStart"/>
+      <w:r>
+        <w:t>najlepších</w:t>
+      </w:r>
+      <w:proofErr w:type="spellEnd"/>
+      <w:r>
+        <w:t xml:space="preserve"> </w:t>
+      </w:r>
+      <w:proofErr w:type="spellStart"/>
+      <w:r>
+        <w:t>jedincov</w:t>
+      </w:r>
+      <w:proofErr w:type="spellEnd"/>
+      <w:r>
+        <w:t xml:space="preserve">. </w:t>
+      </w:r>
+      <w:proofErr w:type="spellStart"/>
+      <w:r>
         <w:t>Táto</w:t>
       </w:r>
       <w:proofErr w:type="spellEnd"/>
@@ -5784,13 +7116,6 @@
       <w:r>
         <w:t>.</w:t>
       </w:r>
-    </w:p>
-    <w:p>
-      <w:pPr>
-        <w:tabs>
-          <w:tab w:val="left" w:pos="4047"/>
-        </w:tabs>
-      </w:pPr>
     </w:p>
     <w:p>
       <w:pPr>

--- a/AndriiNovitskyi_zad2b.docx
+++ b/AndriiNovitskyi_zad2b.docx
@@ -527,7 +527,66 @@
         <w:t>Funkcia evaluate_population() postupne spustí každý program vo virtuálnom stroji. Fitness závisí od počtu nájdených pokladov a počtu úspešne vykonaných pohybov:</w:t>
       </w:r>
     </w:p>
-    <w:p/>
+    <w:p>
+      <m:oMathPara>
+        <m:oMath>
+          <m:r>
+            <w:rPr>
+              <w:rFonts w:ascii="Cambria Math" w:hAnsi="Cambria Math"/>
+            </w:rPr>
+            <m:t>f</m:t>
+          </m:r>
+          <m:d>
+            <m:dPr>
+              <m:ctrlPr>
+                <w:rPr>
+                  <w:rFonts w:ascii="Cambria Math" w:hAnsi="Cambria Math"/>
+                </w:rPr>
+              </m:ctrlPr>
+            </m:dPr>
+            <m:e>
+              <m:r>
+                <w:rPr>
+                  <w:rFonts w:ascii="Cambria Math" w:hAnsi="Cambria Math"/>
+                </w:rPr>
+                <m:t>T,M</m:t>
+              </m:r>
+            </m:e>
+          </m:d>
+          <m:r>
+            <w:rPr>
+              <w:rFonts w:ascii="Cambria Math" w:hAnsi="Cambria Math"/>
+            </w:rPr>
+            <m:t>=T+</m:t>
+          </m:r>
+          <m:f>
+            <m:fPr>
+              <m:ctrlPr>
+                <w:rPr>
+                  <w:rFonts w:ascii="Cambria Math" w:hAnsi="Cambria Math"/>
+                </w:rPr>
+              </m:ctrlPr>
+            </m:fPr>
+            <m:num>
+              <m:r>
+                <w:rPr>
+                  <w:rFonts w:ascii="Cambria Math" w:hAnsi="Cambria Math"/>
+                </w:rPr>
+                <m:t>1</m:t>
+              </m:r>
+            </m:num>
+            <m:den>
+              <m:r>
+                <w:rPr>
+                  <w:rFonts w:ascii="Cambria Math" w:hAnsi="Cambria Math"/>
+                </w:rPr>
+                <m:t>M+1</m:t>
+              </m:r>
+            </m:den>
+          </m:f>
+        </m:oMath>
+      </m:oMathPara>
+    </w:p>
     <w:p>
       <w:r>
         <w:t>Počet pokladov je hlavným kritériom. Pri rovnakom počte nájdených pokladov má kratšia cesta vyššiu fitness. Jedinci bez nájdeného pokladu nedostávajú bonus za malý počet pohybov.</w:t>
@@ -587,7 +646,23 @@
     </w:p>
     <w:p>
       <w:r>
-        <w:t xml:space="preserve">Funkcia next_generation() najskôr prenesie jedného najlepšieho jedinca do novej populácie bez zmeny. Tento elitizmus </w:t>
+        <w:t xml:space="preserve">Funkcia next_generation() najskôr prenesie jedného najlepšieho jedinca do novej populácie bez zmeny. </w:t>
+      </w:r>
+      <w:proofErr w:type="spellStart"/>
+      <w:r>
+        <w:t>Tento</w:t>
+      </w:r>
+      <w:proofErr w:type="spellEnd"/>
+      <w:r>
+        <w:t xml:space="preserve"> </w:t>
+      </w:r>
+      <w:proofErr w:type="spellStart"/>
+      <w:r>
+        <w:t>elitizmus</w:t>
+      </w:r>
+      <w:proofErr w:type="spellEnd"/>
+      <w:r>
+        <w:t xml:space="preserve"> </w:t>
       </w:r>
       <w:proofErr w:type="spellStart"/>
       <w:r>
@@ -659,7 +734,31 @@
     </w:p>
     <w:p>
       <w:r>
-        <w:t xml:space="preserve">Následne opakovane vyberie dvojicu rodičov a vykoná jednobodové kríženie. Bod kríženia sa náhodne zvolí medzi pozíciami 1 až 63. Prvý potomok prevezme začiatok prvého rodiča a koniec druhého; druhý </w:t>
+        <w:t xml:space="preserve">Následne opakovane vyberie dvojicu rodičov a vykoná jednobodové kríženie. Bod kríženia sa náhodne zvolí medzi pozíciami 1 až 63. Prvý potomok prevezme začiatok prvého rodiča a </w:t>
+      </w:r>
+      <w:proofErr w:type="spellStart"/>
+      <w:r>
+        <w:t>koniec</w:t>
+      </w:r>
+      <w:proofErr w:type="spellEnd"/>
+      <w:r>
+        <w:t xml:space="preserve"> </w:t>
+      </w:r>
+      <w:proofErr w:type="spellStart"/>
+      <w:r>
+        <w:t>druhého</w:t>
+      </w:r>
+      <w:proofErr w:type="spellEnd"/>
+      <w:r>
+        <w:t xml:space="preserve">; </w:t>
+      </w:r>
+      <w:proofErr w:type="spellStart"/>
+      <w:r>
+        <w:t>druhý</w:t>
+      </w:r>
+      <w:proofErr w:type="spellEnd"/>
+      <w:r>
+        <w:t xml:space="preserve"> </w:t>
       </w:r>
       <w:proofErr w:type="spellStart"/>
       <w:r>
@@ -722,7 +821,15 @@
       </w:r>
       <w:proofErr w:type="spellEnd"/>
       <w:r>
-        <w:t xml:space="preserve"> aplikuje </w:t>
+        <w:t xml:space="preserve"> </w:t>
+      </w:r>
+      <w:proofErr w:type="spellStart"/>
+      <w:r>
+        <w:t>aplikuje</w:t>
+      </w:r>
+      <w:proofErr w:type="spellEnd"/>
+      <w:r>
+        <w:t xml:space="preserve"> </w:t>
       </w:r>
       <w:proofErr w:type="spellStart"/>
       <w:r>
@@ -1383,7 +1490,87 @@
       </w:r>
       <w:proofErr w:type="spellEnd"/>
       <w:r>
-        <w:t xml:space="preserve"> nová populácia neobsahuje presne 100 jedincov. Ak zostáva iba jedno voľné miesto, pridá sa iba prvý potomok. Rodičia sa počas celého procesu vyberajú z pôvodnej populácie. Po dokončení sa </w:t>
+        <w:t xml:space="preserve"> </w:t>
+      </w:r>
+      <w:proofErr w:type="spellStart"/>
+      <w:r>
+        <w:t>nová</w:t>
+      </w:r>
+      <w:proofErr w:type="spellEnd"/>
+      <w:r>
+        <w:t xml:space="preserve"> </w:t>
+      </w:r>
+      <w:proofErr w:type="spellStart"/>
+      <w:r>
+        <w:t>populácia</w:t>
+      </w:r>
+      <w:proofErr w:type="spellEnd"/>
+      <w:r>
+        <w:t xml:space="preserve"> </w:t>
+      </w:r>
+      <w:proofErr w:type="spellStart"/>
+      <w:r>
+        <w:t>nedosiahne</w:t>
+      </w:r>
+      <w:proofErr w:type="spellEnd"/>
+      <w:r>
+        <w:t xml:space="preserve"> </w:t>
+      </w:r>
+      <w:proofErr w:type="spellStart"/>
+      <w:r>
+        <w:t>rovnakú</w:t>
+      </w:r>
+      <w:proofErr w:type="spellEnd"/>
+      <w:r>
+        <w:t xml:space="preserve"> </w:t>
+      </w:r>
+      <w:proofErr w:type="spellStart"/>
+      <w:r>
+        <w:t>veľkosť</w:t>
+      </w:r>
+      <w:proofErr w:type="spellEnd"/>
+      <w:r>
+        <w:t xml:space="preserve"> </w:t>
+      </w:r>
+      <w:proofErr w:type="spellStart"/>
+      <w:r>
+        <w:t>ako</w:t>
+      </w:r>
+      <w:proofErr w:type="spellEnd"/>
+      <w:r>
+        <w:t xml:space="preserve"> </w:t>
+      </w:r>
+      <w:proofErr w:type="spellStart"/>
+      <w:r>
+        <w:t>pôvodná</w:t>
+      </w:r>
+      <w:proofErr w:type="spellEnd"/>
+      <w:r>
+        <w:t xml:space="preserve"> </w:t>
+      </w:r>
+      <w:proofErr w:type="spellStart"/>
+      <w:r>
+        <w:t>populácia</w:t>
+      </w:r>
+      <w:proofErr w:type="spellEnd"/>
+      <w:r>
+        <w:t xml:space="preserve">. Ak zostáva iba jedno voľné miesto, pridá sa iba prvý potomok. Rodičia sa počas celého procesu vyberajú z pôvodnej populácie. Po </w:t>
+      </w:r>
+      <w:proofErr w:type="spellStart"/>
+      <w:r>
+        <w:t>dokončení</w:t>
+      </w:r>
+      <w:proofErr w:type="spellEnd"/>
+      <w:r>
+        <w:t xml:space="preserve"> </w:t>
+      </w:r>
+      <w:proofErr w:type="spellStart"/>
+      <w:r>
+        <w:t>sa</w:t>
+      </w:r>
+      <w:proofErr w:type="spellEnd"/>
+      <w:r>
+        <w:t xml:space="preserve"> </w:t>
       </w:r>
       <w:proofErr w:type="spellStart"/>
       <w:r>
@@ -1995,7 +2182,31 @@
     </w:p>
     <w:p>
       <w:r>
-        <w:t xml:space="preserve">Ak sa úspech nedosiahne do nastaveného počtu generácií, program zobrazí najlepšie riešenie a ponúkne používateľovi ukončenie alebo pokračovanie. Pri pokračovaní sa zachová aktuálna populácia </w:t>
+        <w:t xml:space="preserve">Ak sa úspech nedosiahne do nastaveného počtu generácií, program zobrazí najlepšie riešenie a ponúkne používateľovi ukončenie alebo pokračovanie. Pri pokračovaní sa </w:t>
+      </w:r>
+      <w:proofErr w:type="spellStart"/>
+      <w:r>
+        <w:t>zachová</w:t>
+      </w:r>
+      <w:proofErr w:type="spellEnd"/>
+      <w:r>
+        <w:t xml:space="preserve"> </w:t>
+      </w:r>
+      <w:proofErr w:type="spellStart"/>
+      <w:r>
+        <w:t>aktuálna</w:t>
+      </w:r>
+      <w:proofErr w:type="spellEnd"/>
+      <w:r>
+        <w:t xml:space="preserve"> </w:t>
+      </w:r>
+      <w:proofErr w:type="spellStart"/>
+      <w:r>
+        <w:t>populácia</w:t>
+      </w:r>
+      <w:proofErr w:type="spellEnd"/>
+      <w:r>
+        <w:t xml:space="preserve"> </w:t>
       </w:r>
       <w:proofErr w:type="spellStart"/>
       <w:r>
@@ -2179,91 +2390,52 @@
           <w:bCs/>
         </w:rPr>
       </w:pPr>
+      <w:proofErr w:type="spellStart"/>
       <w:r>
         <w:rPr>
           <w:b/>
           <w:bCs/>
         </w:rPr>
         <w:lastRenderedPageBreak/>
-        <w:t>Spustenie a ovládanie programu</w:t>
-      </w:r>
-    </w:p>
-    <w:p>
-      <w:r>
-        <w:t>Program sa spúšťa príkazom</w:t>
-      </w:r>
-      <w:r>
-        <w:t>:</w:t>
-      </w:r>
-    </w:p>
-    <w:p>
-      <w:r>
-        <w:t>python main.py</w:t>
-      </w:r>
-    </w:p>
-    <w:p>
-      <w:r>
-        <w:t>Vstupné prostredie sa načítava zo súboru map.txt, ktorý sa nachádza v rovnakom priečinku ako main.py. Prvý riadok obsahuje počet riadkov a stĺpcov mriežky, druhý štartovacie súradnice, tretí počet pokladov a nasledujúce riadky ich súradnice.</w:t>
-      </w:r>
-    </w:p>
-    <w:p/>
-    <w:p>
-      <w:r>
-        <w:t>Príklad vstupného súboru:</w:t>
-      </w:r>
-    </w:p>
-    <w:p>
-      <w:r>
-        <w:t>5 5</w:t>
-      </w:r>
-      <w:r>
-        <w:t xml:space="preserve">    # rows , colomns</w:t>
-      </w:r>
-    </w:p>
-    <w:p>
-      <w:r>
-        <w:t>0 0</w:t>
-      </w:r>
-      <w:r>
-        <w:t xml:space="preserve">     # starting point</w:t>
-      </w:r>
-    </w:p>
-    <w:p>
-      <w:r>
-        <w:t>3</w:t>
-      </w:r>
-      <w:r>
-        <w:t xml:space="preserve">   # number of treasures</w:t>
-      </w:r>
-    </w:p>
-    <w:p>
-      <w:r>
-        <w:t>0 2</w:t>
-      </w:r>
-      <w:r>
-        <w:t xml:space="preserve"> # first treasure position</w:t>
-      </w:r>
-    </w:p>
-    <w:p>
-      <w:r>
-        <w:t>2 3</w:t>
-      </w:r>
-      <w:r>
-        <w:t xml:space="preserve"> </w:t>
-      </w:r>
-      <w:r>
-        <w:t xml:space="preserve"> # second treasure position</w:t>
-      </w:r>
-    </w:p>
-    <w:p>
-      <w:r>
-        <w:t>4 1</w:t>
-      </w:r>
-      <w:r>
-        <w:t xml:space="preserve"> # third treasure position</w:t>
-      </w:r>
-    </w:p>
-    <w:p/>
+        <w:t>Spustenie</w:t>
+      </w:r>
+      <w:proofErr w:type="spellEnd"/>
+      <w:r>
+        <w:rPr>
+          <w:b/>
+          <w:bCs/>
+        </w:rPr>
+        <w:t xml:space="preserve"> a </w:t>
+      </w:r>
+      <w:proofErr w:type="spellStart"/>
+      <w:r>
+        <w:rPr>
+          <w:b/>
+          <w:bCs/>
+        </w:rPr>
+        <w:t>ovládanie</w:t>
+      </w:r>
+      <w:proofErr w:type="spellEnd"/>
+      <w:r>
+        <w:rPr>
+          <w:b/>
+          <w:bCs/>
+        </w:rPr>
+        <w:t xml:space="preserve"> </w:t>
+      </w:r>
+      <w:r>
+        <w:rPr>
+          <w:b/>
+          <w:bCs/>
+        </w:rPr>
+        <w:t>program</w:t>
+      </w:r>
+    </w:p>
+    <w:p>
+      <w:r>
+        <w:t>python -m pip install -r requirements.txt</w:t>
+      </w:r>
+    </w:p>
     <w:p>
       <w:pPr>
         <w:rPr>
@@ -2271,104 +2443,10 @@
           <w:bCs/>
         </w:rPr>
       </w:pPr>
-      <w:proofErr w:type="spellStart"/>
-      <w:r>
-        <w:rPr>
-          <w:b/>
-          <w:bCs/>
-        </w:rPr>
-        <w:t>Experimenty</w:t>
-      </w:r>
-      <w:proofErr w:type="spellEnd"/>
-      <w:r>
-        <w:rPr>
-          <w:b/>
-          <w:bCs/>
-        </w:rPr>
-        <w:t xml:space="preserve"> a </w:t>
-      </w:r>
-      <w:proofErr w:type="spellStart"/>
-      <w:r>
-        <w:rPr>
-          <w:b/>
-          <w:bCs/>
-        </w:rPr>
-        <w:t>porovnanie</w:t>
-      </w:r>
-      <w:proofErr w:type="spellEnd"/>
-      <w:r>
-        <w:rPr>
-          <w:b/>
-          <w:bCs/>
-        </w:rPr>
-        <w:t xml:space="preserve"> </w:t>
-      </w:r>
-      <w:proofErr w:type="spellStart"/>
-      <w:r>
-        <w:rPr>
-          <w:b/>
-          <w:bCs/>
-        </w:rPr>
-        <w:t>výsledkov</w:t>
-      </w:r>
-      <w:proofErr w:type="spellEnd"/>
-    </w:p>
-    <w:p>
-      <w:proofErr w:type="spellStart"/>
-      <w:r>
-        <w:t>Testovanie</w:t>
-      </w:r>
-      <w:proofErr w:type="spellEnd"/>
-      <w:r>
-        <w:t xml:space="preserve"> </w:t>
-      </w:r>
-      <w:proofErr w:type="spellStart"/>
-      <w:r>
-        <w:t>zahŕňalo</w:t>
-      </w:r>
-      <w:proofErr w:type="spellEnd"/>
-      <w:r>
-        <w:t xml:space="preserve"> </w:t>
-      </w:r>
-      <w:proofErr w:type="spellStart"/>
-      <w:r>
-        <w:t>štyri</w:t>
-      </w:r>
-      <w:proofErr w:type="spellEnd"/>
-      <w:r>
-        <w:t xml:space="preserve"> </w:t>
-      </w:r>
-      <w:proofErr w:type="spellStart"/>
-      <w:r>
-        <w:t>konfigurácie</w:t>
-      </w:r>
-      <w:proofErr w:type="spellEnd"/>
-      <w:r>
-        <w:t xml:space="preserve"> </w:t>
-      </w:r>
-      <w:proofErr w:type="spellStart"/>
-      <w:r>
-        <w:t>prostredia</w:t>
-      </w:r>
-      <w:proofErr w:type="spellEnd"/>
-      <w:r>
-        <w:t xml:space="preserve">. Na </w:t>
-      </w:r>
-      <w:proofErr w:type="spellStart"/>
-      <w:r>
-        <w:t>každej</w:t>
-      </w:r>
-      <w:proofErr w:type="spellEnd"/>
-      <w:r>
-        <w:t xml:space="preserve"> </w:t>
-      </w:r>
-      <w:proofErr w:type="spellStart"/>
-      <w:r>
-        <w:t>mape</w:t>
-      </w:r>
-      <w:proofErr w:type="spellEnd"/>
-      <w:r>
-        <w:t xml:space="preserve"> </w:t>
+    </w:p>
+    <w:p>
+      <w:r>
+        <w:t xml:space="preserve">Program </w:t>
       </w:r>
       <w:proofErr w:type="spellStart"/>
       <w:r>
@@ -2376,401 +2454,91 @@
       </w:r>
       <w:proofErr w:type="spellEnd"/>
       <w:r>
-        <w:t xml:space="preserve"> pre </w:t>
-      </w:r>
-      <w:proofErr w:type="spellStart"/>
-      <w:r>
-        <w:t>každú</w:t>
-      </w:r>
-      <w:proofErr w:type="spellEnd"/>
-      <w:r>
-        <w:t xml:space="preserve"> </w:t>
-      </w:r>
-      <w:proofErr w:type="spellStart"/>
-      <w:r>
-        <w:t>selekčnú</w:t>
-      </w:r>
-      <w:proofErr w:type="spellEnd"/>
-      <w:r>
-        <w:t xml:space="preserve"> </w:t>
-      </w:r>
-      <w:proofErr w:type="spellStart"/>
-      <w:r>
-        <w:t>metódu</w:t>
-      </w:r>
-      <w:proofErr w:type="spellEnd"/>
-      <w:r>
-        <w:t xml:space="preserve"> </w:t>
-      </w:r>
-      <w:proofErr w:type="spellStart"/>
-      <w:r>
-        <w:t>uskutočnilo</w:t>
-      </w:r>
-      <w:proofErr w:type="spellEnd"/>
-      <w:r>
-        <w:t xml:space="preserve"> 10 </w:t>
-      </w:r>
-      <w:proofErr w:type="spellStart"/>
-      <w:r>
-        <w:t>behov</w:t>
-      </w:r>
-      <w:proofErr w:type="spellEnd"/>
-      <w:r>
-        <w:t xml:space="preserve"> so </w:t>
-      </w:r>
-      <w:proofErr w:type="spellStart"/>
-      <w:r>
-        <w:t>seedmi</w:t>
-      </w:r>
-      <w:proofErr w:type="spellEnd"/>
-      <w:r>
-        <w:t xml:space="preserve"> 1 </w:t>
-      </w:r>
-      <w:proofErr w:type="spellStart"/>
-      <w:r>
-        <w:t>až</w:t>
-      </w:r>
-      <w:proofErr w:type="spellEnd"/>
-      <w:r>
-        <w:t xml:space="preserve"> 10, </w:t>
-      </w:r>
-      <w:proofErr w:type="spellStart"/>
-      <w:r>
-        <w:t>spolu</w:t>
-      </w:r>
-      <w:proofErr w:type="spellEnd"/>
-      <w:r>
-        <w:t xml:space="preserve"> 80 </w:t>
-      </w:r>
-      <w:proofErr w:type="spellStart"/>
-      <w:r>
-        <w:t>behov</w:t>
-      </w:r>
-      <w:proofErr w:type="spellEnd"/>
-      <w:r>
-        <w:t xml:space="preserve">. Pri </w:t>
-      </w:r>
-      <w:proofErr w:type="spellStart"/>
-      <w:r>
-        <w:t>porovnaní</w:t>
-      </w:r>
-      <w:proofErr w:type="spellEnd"/>
-      <w:r>
-        <w:t xml:space="preserve"> </w:t>
-      </w:r>
-      <w:proofErr w:type="spellStart"/>
-      <w:r>
-        <w:t>metód</w:t>
-      </w:r>
-      <w:proofErr w:type="spellEnd"/>
-      <w:r>
-        <w:t xml:space="preserve"> </w:t>
-      </w:r>
-      <w:proofErr w:type="spellStart"/>
-      <w:r>
-        <w:t>na</w:t>
-      </w:r>
-      <w:proofErr w:type="spellEnd"/>
-      <w:r>
-        <w:t xml:space="preserve"> </w:t>
-      </w:r>
-      <w:proofErr w:type="spellStart"/>
-      <w:r>
-        <w:t>konkrétnej</w:t>
-      </w:r>
-      <w:proofErr w:type="spellEnd"/>
-      <w:r>
-        <w:t xml:space="preserve"> </w:t>
-      </w:r>
-      <w:proofErr w:type="spellStart"/>
-      <w:r>
-        <w:t>mape</w:t>
-      </w:r>
-      <w:proofErr w:type="spellEnd"/>
-      <w:r>
-        <w:t xml:space="preserve"> </w:t>
-      </w:r>
-      <w:proofErr w:type="spellStart"/>
-      <w:r>
-        <w:t>zostali</w:t>
-      </w:r>
-      <w:proofErr w:type="spellEnd"/>
-      <w:r>
-        <w:t xml:space="preserve"> </w:t>
-      </w:r>
-      <w:proofErr w:type="spellStart"/>
-      <w:r>
-        <w:t>ostatné</w:t>
-      </w:r>
-      <w:proofErr w:type="spellEnd"/>
-      <w:r>
-        <w:t xml:space="preserve"> </w:t>
-      </w:r>
-      <w:proofErr w:type="spellStart"/>
-      <w:r>
-        <w:t>parametre</w:t>
-      </w:r>
-      <w:proofErr w:type="spellEnd"/>
-      <w:r>
-        <w:t xml:space="preserve"> </w:t>
-      </w:r>
-      <w:proofErr w:type="spellStart"/>
-      <w:r>
-        <w:t>algoritmu</w:t>
-      </w:r>
-      <w:proofErr w:type="spellEnd"/>
-      <w:r>
-        <w:t xml:space="preserve"> </w:t>
-      </w:r>
-      <w:proofErr w:type="spellStart"/>
-      <w:r>
-        <w:t>rovnaké</w:t>
-      </w:r>
-      <w:proofErr w:type="spellEnd"/>
-      <w:r>
-        <w:t>.</w:t>
-      </w:r>
-    </w:p>
-    <w:p>
-      <w:proofErr w:type="spellStart"/>
-      <w:r>
-        <w:t>Grafy</w:t>
-      </w:r>
-      <w:proofErr w:type="spellEnd"/>
-      <w:r>
-        <w:t xml:space="preserve"> </w:t>
-      </w:r>
-      <w:proofErr w:type="spellStart"/>
-      <w:r>
-        <w:t>zobrazujú</w:t>
-      </w:r>
-      <w:proofErr w:type="spellEnd"/>
-      <w:r>
-        <w:t xml:space="preserve"> </w:t>
-      </w:r>
-      <w:proofErr w:type="spellStart"/>
-      <w:r>
-        <w:t>počet</w:t>
-      </w:r>
-      <w:proofErr w:type="spellEnd"/>
-      <w:r>
-        <w:t xml:space="preserve"> </w:t>
-      </w:r>
-      <w:proofErr w:type="spellStart"/>
-      <w:r>
-        <w:t>generácií</w:t>
-      </w:r>
-      <w:proofErr w:type="spellEnd"/>
-      <w:r>
-        <w:t xml:space="preserve"> </w:t>
-      </w:r>
-      <w:proofErr w:type="spellStart"/>
-      <w:r>
-        <w:t>potrebných</w:t>
-      </w:r>
-      <w:proofErr w:type="spellEnd"/>
-      <w:r>
-        <w:t xml:space="preserve"> </w:t>
-      </w:r>
-      <w:proofErr w:type="spellStart"/>
-      <w:r>
-        <w:t>na</w:t>
-      </w:r>
-      <w:proofErr w:type="spellEnd"/>
-      <w:r>
-        <w:t xml:space="preserve"> </w:t>
-      </w:r>
-      <w:proofErr w:type="spellStart"/>
-      <w:r>
-        <w:t>nájdenie</w:t>
-      </w:r>
-      <w:proofErr w:type="spellEnd"/>
-      <w:r>
-        <w:t xml:space="preserve"> </w:t>
-      </w:r>
-      <w:proofErr w:type="spellStart"/>
-      <w:r>
-        <w:t>všetkých</w:t>
-      </w:r>
-      <w:proofErr w:type="spellEnd"/>
-      <w:r>
-        <w:t xml:space="preserve"> </w:t>
-      </w:r>
-      <w:proofErr w:type="spellStart"/>
-      <w:r>
-        <w:t>pokladov</w:t>
-      </w:r>
-      <w:proofErr w:type="spellEnd"/>
-      <w:r>
-        <w:t xml:space="preserve">. </w:t>
-      </w:r>
-      <w:proofErr w:type="spellStart"/>
-      <w:r>
-        <w:t>Nižší</w:t>
-      </w:r>
-      <w:proofErr w:type="spellEnd"/>
-      <w:r>
-        <w:t xml:space="preserve"> </w:t>
-      </w:r>
-      <w:proofErr w:type="spellStart"/>
-      <w:r>
-        <w:t>počet</w:t>
-      </w:r>
-      <w:proofErr w:type="spellEnd"/>
-      <w:r>
-        <w:t xml:space="preserve"> </w:t>
-      </w:r>
-      <w:proofErr w:type="spellStart"/>
-      <w:r>
-        <w:t>generácií</w:t>
-      </w:r>
-      <w:proofErr w:type="spellEnd"/>
-      <w:r>
-        <w:t xml:space="preserve"> </w:t>
-      </w:r>
-      <w:proofErr w:type="spellStart"/>
-      <w:r>
-        <w:t>znamená</w:t>
-      </w:r>
-      <w:proofErr w:type="spellEnd"/>
-      <w:r>
-        <w:t xml:space="preserve"> </w:t>
-      </w:r>
-      <w:proofErr w:type="spellStart"/>
-      <w:r>
-        <w:t>rýchlejšie</w:t>
-      </w:r>
-      <w:proofErr w:type="spellEnd"/>
-      <w:r>
-        <w:t xml:space="preserve"> </w:t>
-      </w:r>
-      <w:proofErr w:type="spellStart"/>
-      <w:r>
-        <w:t>nájdenie</w:t>
-      </w:r>
-      <w:proofErr w:type="spellEnd"/>
-      <w:r>
-        <w:t xml:space="preserve"> </w:t>
-      </w:r>
-      <w:proofErr w:type="spellStart"/>
-      <w:r>
-        <w:t>úplného</w:t>
-      </w:r>
-      <w:proofErr w:type="spellEnd"/>
-      <w:r>
-        <w:t xml:space="preserve"> </w:t>
-      </w:r>
-      <w:proofErr w:type="spellStart"/>
-      <w:r>
-        <w:t>riešenia</w:t>
-      </w:r>
-      <w:proofErr w:type="spellEnd"/>
-      <w:r>
-        <w:t xml:space="preserve">. </w:t>
-      </w:r>
-      <w:proofErr w:type="spellStart"/>
-      <w:r>
-        <w:t>Všetky</w:t>
-      </w:r>
-      <w:proofErr w:type="spellEnd"/>
-      <w:r>
-        <w:t xml:space="preserve"> </w:t>
-      </w:r>
-      <w:proofErr w:type="spellStart"/>
-      <w:r>
-        <w:t>zaznamenané</w:t>
-      </w:r>
-      <w:proofErr w:type="spellEnd"/>
-      <w:r>
-        <w:t xml:space="preserve"> </w:t>
-      </w:r>
-      <w:proofErr w:type="spellStart"/>
-      <w:r>
-        <w:t>behy</w:t>
-      </w:r>
-      <w:proofErr w:type="spellEnd"/>
-      <w:r>
-        <w:t xml:space="preserve"> </w:t>
-      </w:r>
-      <w:proofErr w:type="spellStart"/>
-      <w:r>
-        <w:t>nakoniec</w:t>
-      </w:r>
-      <w:proofErr w:type="spellEnd"/>
-      <w:r>
-        <w:t xml:space="preserve"> </w:t>
-      </w:r>
-      <w:proofErr w:type="spellStart"/>
-      <w:r>
-        <w:t>našli</w:t>
-      </w:r>
-      <w:proofErr w:type="spellEnd"/>
-      <w:r>
-        <w:t xml:space="preserve"> </w:t>
-      </w:r>
-      <w:proofErr w:type="spellStart"/>
-      <w:r>
-        <w:t>úplné</w:t>
-      </w:r>
-      <w:proofErr w:type="spellEnd"/>
-      <w:r>
-        <w:t xml:space="preserve"> </w:t>
-      </w:r>
-      <w:proofErr w:type="spellStart"/>
-      <w:r>
-        <w:t>riešenie</w:t>
-      </w:r>
-      <w:proofErr w:type="spellEnd"/>
-      <w:r>
-        <w:t xml:space="preserve">, </w:t>
-      </w:r>
-      <w:proofErr w:type="spellStart"/>
-      <w:r>
-        <w:t>pričom</w:t>
-      </w:r>
-      <w:proofErr w:type="spellEnd"/>
-      <w:r>
-        <w:t xml:space="preserve"> </w:t>
-      </w:r>
-      <w:proofErr w:type="spellStart"/>
-      <w:r>
-        <w:t>niektoré</w:t>
-      </w:r>
-      <w:proofErr w:type="spellEnd"/>
-      <w:r>
-        <w:t xml:space="preserve"> </w:t>
-      </w:r>
-      <w:proofErr w:type="spellStart"/>
-      <w:r>
-        <w:t>pokračovali</w:t>
-      </w:r>
-      <w:proofErr w:type="spellEnd"/>
-      <w:r>
-        <w:t xml:space="preserve"> </w:t>
-      </w:r>
-      <w:proofErr w:type="spellStart"/>
-      <w:r>
-        <w:t>aj</w:t>
-      </w:r>
-      <w:proofErr w:type="spellEnd"/>
-      <w:r>
-        <w:t xml:space="preserve"> po </w:t>
-      </w:r>
-      <w:proofErr w:type="spellStart"/>
-      <w:r>
-        <w:t>prekročení</w:t>
-      </w:r>
-      <w:proofErr w:type="spellEnd"/>
-      <w:r>
-        <w:t xml:space="preserve"> 200 </w:t>
-      </w:r>
-      <w:proofErr w:type="spellStart"/>
-      <w:r>
-        <w:t>generácií</w:t>
-      </w:r>
-      <w:proofErr w:type="spellEnd"/>
-      <w:r>
-        <w:t>.</w:t>
+        <w:t xml:space="preserve"> </w:t>
+      </w:r>
+      <w:proofErr w:type="spellStart"/>
+      <w:r>
+        <w:t>spúšťa</w:t>
+      </w:r>
+      <w:proofErr w:type="spellEnd"/>
+      <w:r>
+        <w:t xml:space="preserve"> </w:t>
+      </w:r>
+      <w:proofErr w:type="spellStart"/>
+      <w:r>
+        <w:t>príkazom</w:t>
+      </w:r>
+      <w:proofErr w:type="spellEnd"/>
+      <w:r>
+        <w:t>:</w:t>
+      </w:r>
+    </w:p>
+    <w:p/>
+    <w:p>
+      <w:r>
+        <w:t>python main.py</w:t>
+      </w:r>
+    </w:p>
+    <w:p>
+      <w:r>
+        <w:t>Vstupné prostredie sa načítava zo súboru map.txt, ktorý sa nachádza v rovnakom priečinku ako main.py. Prvý riadok obsahuje počet riadkov a stĺpcov mriežky, druhý štartovacie súradnice, tretí počet pokladov a nasledujúce riadky ich súradnice.</w:t>
+      </w:r>
+    </w:p>
+    <w:p/>
+    <w:p>
+      <w:r>
+        <w:t>Príklad vstupného súboru:</w:t>
+      </w:r>
+    </w:p>
+    <w:p>
+      <w:r>
+        <w:t>5 5</w:t>
+      </w:r>
+      <w:r>
+        <w:t xml:space="preserve">    # rows , colomns</w:t>
+      </w:r>
+    </w:p>
+    <w:p>
+      <w:r>
+        <w:t>0 0</w:t>
+      </w:r>
+      <w:r>
+        <w:t xml:space="preserve">     # starting point</w:t>
+      </w:r>
+    </w:p>
+    <w:p>
+      <w:r>
+        <w:t>3</w:t>
+      </w:r>
+      <w:r>
+        <w:t xml:space="preserve">   # number of treasures</w:t>
+      </w:r>
+    </w:p>
+    <w:p>
+      <w:r>
+        <w:t>0 2</w:t>
+      </w:r>
+      <w:r>
+        <w:t xml:space="preserve"> # first treasure position</w:t>
+      </w:r>
+    </w:p>
+    <w:p>
+      <w:r>
+        <w:t>2 3</w:t>
+      </w:r>
+      <w:r>
+        <w:t xml:space="preserve"> </w:t>
+      </w:r>
+      <w:r>
+        <w:t xml:space="preserve"> # second treasure position</w:t>
+      </w:r>
+    </w:p>
+    <w:p>
+      <w:r>
+        <w:t>4 1</w:t>
+      </w:r>
+      <w:r>
+        <w:t xml:space="preserve"> # third treasure position</w:t>
       </w:r>
     </w:p>
     <w:p/>
@@ -2781,7 +2549,743 @@
           <w:bCs/>
         </w:rPr>
       </w:pPr>
-    </w:p>
+      <w:proofErr w:type="spellStart"/>
+      <w:r>
+        <w:rPr>
+          <w:b/>
+          <w:bCs/>
+        </w:rPr>
+        <w:t>Experimenty</w:t>
+      </w:r>
+      <w:proofErr w:type="spellEnd"/>
+      <w:r>
+        <w:rPr>
+          <w:b/>
+          <w:bCs/>
+        </w:rPr>
+        <w:t xml:space="preserve"> a </w:t>
+      </w:r>
+      <w:proofErr w:type="spellStart"/>
+      <w:r>
+        <w:rPr>
+          <w:b/>
+          <w:bCs/>
+        </w:rPr>
+        <w:t>porovnanie</w:t>
+      </w:r>
+      <w:proofErr w:type="spellEnd"/>
+      <w:r>
+        <w:rPr>
+          <w:b/>
+          <w:bCs/>
+        </w:rPr>
+        <w:t xml:space="preserve"> </w:t>
+      </w:r>
+      <w:proofErr w:type="spellStart"/>
+      <w:r>
+        <w:rPr>
+          <w:b/>
+          <w:bCs/>
+        </w:rPr>
+        <w:t>výsledkov</w:t>
+      </w:r>
+      <w:proofErr w:type="spellEnd"/>
+    </w:p>
+    <w:p>
+      <w:proofErr w:type="spellStart"/>
+      <w:r>
+        <w:t>Testovanie</w:t>
+      </w:r>
+      <w:proofErr w:type="spellEnd"/>
+      <w:r>
+        <w:t xml:space="preserve"> </w:t>
+      </w:r>
+      <w:proofErr w:type="spellStart"/>
+      <w:r>
+        <w:t>zahŕňalo</w:t>
+      </w:r>
+      <w:proofErr w:type="spellEnd"/>
+      <w:r>
+        <w:t xml:space="preserve"> </w:t>
+      </w:r>
+      <w:proofErr w:type="spellStart"/>
+      <w:r>
+        <w:t>štyri</w:t>
+      </w:r>
+      <w:proofErr w:type="spellEnd"/>
+      <w:r>
+        <w:t xml:space="preserve"> </w:t>
+      </w:r>
+      <w:proofErr w:type="spellStart"/>
+      <w:r>
+        <w:t>konfigurácie</w:t>
+      </w:r>
+      <w:proofErr w:type="spellEnd"/>
+      <w:r>
+        <w:t xml:space="preserve"> </w:t>
+      </w:r>
+      <w:proofErr w:type="spellStart"/>
+      <w:r>
+        <w:t>prostredia</w:t>
+      </w:r>
+      <w:proofErr w:type="spellEnd"/>
+      <w:r>
+        <w:t xml:space="preserve">. Na </w:t>
+      </w:r>
+      <w:proofErr w:type="spellStart"/>
+      <w:r>
+        <w:t>každej</w:t>
+      </w:r>
+      <w:proofErr w:type="spellEnd"/>
+      <w:r>
+        <w:t xml:space="preserve"> </w:t>
+      </w:r>
+      <w:proofErr w:type="spellStart"/>
+      <w:r>
+        <w:t>mape</w:t>
+      </w:r>
+      <w:proofErr w:type="spellEnd"/>
+      <w:r>
+        <w:t xml:space="preserve"> </w:t>
+      </w:r>
+      <w:proofErr w:type="spellStart"/>
+      <w:r>
+        <w:t>sa</w:t>
+      </w:r>
+      <w:proofErr w:type="spellEnd"/>
+      <w:r>
+        <w:t xml:space="preserve"> pre </w:t>
+      </w:r>
+      <w:proofErr w:type="spellStart"/>
+      <w:r>
+        <w:t>každú</w:t>
+      </w:r>
+      <w:proofErr w:type="spellEnd"/>
+      <w:r>
+        <w:t xml:space="preserve"> </w:t>
+      </w:r>
+      <w:proofErr w:type="spellStart"/>
+      <w:r>
+        <w:t>selekčnú</w:t>
+      </w:r>
+      <w:proofErr w:type="spellEnd"/>
+      <w:r>
+        <w:t xml:space="preserve"> </w:t>
+      </w:r>
+      <w:proofErr w:type="spellStart"/>
+      <w:r>
+        <w:t>metódu</w:t>
+      </w:r>
+      <w:proofErr w:type="spellEnd"/>
+      <w:r>
+        <w:t xml:space="preserve"> </w:t>
+      </w:r>
+      <w:proofErr w:type="spellStart"/>
+      <w:r>
+        <w:t>uskutočnilo</w:t>
+      </w:r>
+      <w:proofErr w:type="spellEnd"/>
+      <w:r>
+        <w:t xml:space="preserve"> 10 </w:t>
+      </w:r>
+      <w:proofErr w:type="spellStart"/>
+      <w:r>
+        <w:t>behov</w:t>
+      </w:r>
+      <w:proofErr w:type="spellEnd"/>
+      <w:r>
+        <w:t xml:space="preserve"> so </w:t>
+      </w:r>
+      <w:proofErr w:type="spellStart"/>
+      <w:r>
+        <w:t>seedmi</w:t>
+      </w:r>
+      <w:proofErr w:type="spellEnd"/>
+      <w:r>
+        <w:t xml:space="preserve"> 1 </w:t>
+      </w:r>
+      <w:proofErr w:type="spellStart"/>
+      <w:r>
+        <w:t>až</w:t>
+      </w:r>
+      <w:proofErr w:type="spellEnd"/>
+      <w:r>
+        <w:t xml:space="preserve"> 10, </w:t>
+      </w:r>
+      <w:proofErr w:type="spellStart"/>
+      <w:r>
+        <w:t>spolu</w:t>
+      </w:r>
+      <w:proofErr w:type="spellEnd"/>
+      <w:r>
+        <w:t xml:space="preserve"> 80 </w:t>
+      </w:r>
+      <w:proofErr w:type="spellStart"/>
+      <w:r>
+        <w:t>behov</w:t>
+      </w:r>
+      <w:proofErr w:type="spellEnd"/>
+      <w:r>
+        <w:t xml:space="preserve">. Pri </w:t>
+      </w:r>
+      <w:proofErr w:type="spellStart"/>
+      <w:r>
+        <w:t>porovnaní</w:t>
+      </w:r>
+      <w:proofErr w:type="spellEnd"/>
+      <w:r>
+        <w:t xml:space="preserve"> </w:t>
+      </w:r>
+      <w:proofErr w:type="spellStart"/>
+      <w:r>
+        <w:t>metód</w:t>
+      </w:r>
+      <w:proofErr w:type="spellEnd"/>
+      <w:r>
+        <w:t xml:space="preserve"> </w:t>
+      </w:r>
+      <w:proofErr w:type="spellStart"/>
+      <w:r>
+        <w:t>na</w:t>
+      </w:r>
+      <w:proofErr w:type="spellEnd"/>
+      <w:r>
+        <w:t xml:space="preserve"> </w:t>
+      </w:r>
+      <w:proofErr w:type="spellStart"/>
+      <w:r>
+        <w:t>konkrétnej</w:t>
+      </w:r>
+      <w:proofErr w:type="spellEnd"/>
+      <w:r>
+        <w:t xml:space="preserve"> </w:t>
+      </w:r>
+      <w:proofErr w:type="spellStart"/>
+      <w:r>
+        <w:t>mape</w:t>
+      </w:r>
+      <w:proofErr w:type="spellEnd"/>
+      <w:r>
+        <w:t xml:space="preserve"> </w:t>
+      </w:r>
+      <w:proofErr w:type="spellStart"/>
+      <w:r>
+        <w:t>zostali</w:t>
+      </w:r>
+      <w:proofErr w:type="spellEnd"/>
+      <w:r>
+        <w:t xml:space="preserve"> </w:t>
+      </w:r>
+      <w:proofErr w:type="spellStart"/>
+      <w:r>
+        <w:t>ostatné</w:t>
+      </w:r>
+      <w:proofErr w:type="spellEnd"/>
+      <w:r>
+        <w:t xml:space="preserve"> </w:t>
+      </w:r>
+      <w:proofErr w:type="spellStart"/>
+      <w:r>
+        <w:t>parametre</w:t>
+      </w:r>
+      <w:proofErr w:type="spellEnd"/>
+      <w:r>
+        <w:t xml:space="preserve"> </w:t>
+      </w:r>
+      <w:proofErr w:type="spellStart"/>
+      <w:r>
+        <w:t>algoritmu</w:t>
+      </w:r>
+      <w:proofErr w:type="spellEnd"/>
+      <w:r>
+        <w:t xml:space="preserve"> </w:t>
+      </w:r>
+      <w:proofErr w:type="spellStart"/>
+      <w:r>
+        <w:t>rovnaké</w:t>
+      </w:r>
+      <w:proofErr w:type="spellEnd"/>
+      <w:r>
+        <w:t>.</w:t>
+      </w:r>
+    </w:p>
+    <w:p>
+      <w:proofErr w:type="spellStart"/>
+      <w:r>
+        <w:t>Grafy</w:t>
+      </w:r>
+      <w:proofErr w:type="spellEnd"/>
+      <w:r>
+        <w:t xml:space="preserve"> </w:t>
+      </w:r>
+      <w:proofErr w:type="spellStart"/>
+      <w:r>
+        <w:t>zobrazujú</w:t>
+      </w:r>
+      <w:proofErr w:type="spellEnd"/>
+      <w:r>
+        <w:t xml:space="preserve"> </w:t>
+      </w:r>
+      <w:proofErr w:type="spellStart"/>
+      <w:r>
+        <w:t>počet</w:t>
+      </w:r>
+      <w:proofErr w:type="spellEnd"/>
+      <w:r>
+        <w:t xml:space="preserve"> </w:t>
+      </w:r>
+      <w:proofErr w:type="spellStart"/>
+      <w:r>
+        <w:t>generácií</w:t>
+      </w:r>
+      <w:proofErr w:type="spellEnd"/>
+      <w:r>
+        <w:t xml:space="preserve"> </w:t>
+      </w:r>
+      <w:proofErr w:type="spellStart"/>
+      <w:r>
+        <w:t>potrebných</w:t>
+      </w:r>
+      <w:proofErr w:type="spellEnd"/>
+      <w:r>
+        <w:t xml:space="preserve"> </w:t>
+      </w:r>
+      <w:proofErr w:type="spellStart"/>
+      <w:r>
+        <w:t>na</w:t>
+      </w:r>
+      <w:proofErr w:type="spellEnd"/>
+      <w:r>
+        <w:t xml:space="preserve"> </w:t>
+      </w:r>
+      <w:proofErr w:type="spellStart"/>
+      <w:r>
+        <w:t>nájdenie</w:t>
+      </w:r>
+      <w:proofErr w:type="spellEnd"/>
+      <w:r>
+        <w:t xml:space="preserve"> </w:t>
+      </w:r>
+      <w:proofErr w:type="spellStart"/>
+      <w:r>
+        <w:t>všetkých</w:t>
+      </w:r>
+      <w:proofErr w:type="spellEnd"/>
+      <w:r>
+        <w:t xml:space="preserve"> </w:t>
+      </w:r>
+      <w:proofErr w:type="spellStart"/>
+      <w:r>
+        <w:t>pokladov</w:t>
+      </w:r>
+      <w:proofErr w:type="spellEnd"/>
+      <w:r>
+        <w:t xml:space="preserve">. </w:t>
+      </w:r>
+      <w:proofErr w:type="spellStart"/>
+      <w:r>
+        <w:t>Nižší</w:t>
+      </w:r>
+      <w:proofErr w:type="spellEnd"/>
+      <w:r>
+        <w:t xml:space="preserve"> </w:t>
+      </w:r>
+      <w:proofErr w:type="spellStart"/>
+      <w:r>
+        <w:t>počet</w:t>
+      </w:r>
+      <w:proofErr w:type="spellEnd"/>
+      <w:r>
+        <w:t xml:space="preserve"> </w:t>
+      </w:r>
+      <w:proofErr w:type="spellStart"/>
+      <w:r>
+        <w:t>generácií</w:t>
+      </w:r>
+      <w:proofErr w:type="spellEnd"/>
+      <w:r>
+        <w:t xml:space="preserve"> </w:t>
+      </w:r>
+      <w:proofErr w:type="spellStart"/>
+      <w:r>
+        <w:t>znamená</w:t>
+      </w:r>
+      <w:proofErr w:type="spellEnd"/>
+      <w:r>
+        <w:t xml:space="preserve"> </w:t>
+      </w:r>
+      <w:proofErr w:type="spellStart"/>
+      <w:r>
+        <w:t>rýchlejšie</w:t>
+      </w:r>
+      <w:proofErr w:type="spellEnd"/>
+      <w:r>
+        <w:t xml:space="preserve"> </w:t>
+      </w:r>
+      <w:proofErr w:type="spellStart"/>
+      <w:r>
+        <w:t>nájdenie</w:t>
+      </w:r>
+      <w:proofErr w:type="spellEnd"/>
+      <w:r>
+        <w:t xml:space="preserve"> </w:t>
+      </w:r>
+      <w:proofErr w:type="spellStart"/>
+      <w:r>
+        <w:t>úplného</w:t>
+      </w:r>
+      <w:proofErr w:type="spellEnd"/>
+      <w:r>
+        <w:t xml:space="preserve"> </w:t>
+      </w:r>
+      <w:proofErr w:type="spellStart"/>
+      <w:r>
+        <w:t>riešenia</w:t>
+      </w:r>
+      <w:proofErr w:type="spellEnd"/>
+      <w:r>
+        <w:t xml:space="preserve">. </w:t>
+      </w:r>
+      <w:proofErr w:type="spellStart"/>
+      <w:r>
+        <w:t>Všetky</w:t>
+      </w:r>
+      <w:proofErr w:type="spellEnd"/>
+      <w:r>
+        <w:t xml:space="preserve"> </w:t>
+      </w:r>
+      <w:proofErr w:type="spellStart"/>
+      <w:r>
+        <w:t>zaznamenané</w:t>
+      </w:r>
+      <w:proofErr w:type="spellEnd"/>
+      <w:r>
+        <w:t xml:space="preserve"> </w:t>
+      </w:r>
+      <w:proofErr w:type="spellStart"/>
+      <w:r>
+        <w:t>behy</w:t>
+      </w:r>
+      <w:proofErr w:type="spellEnd"/>
+      <w:r>
+        <w:t xml:space="preserve"> </w:t>
+      </w:r>
+      <w:proofErr w:type="spellStart"/>
+      <w:r>
+        <w:t>nakoniec</w:t>
+      </w:r>
+      <w:proofErr w:type="spellEnd"/>
+      <w:r>
+        <w:t xml:space="preserve"> </w:t>
+      </w:r>
+      <w:proofErr w:type="spellStart"/>
+      <w:r>
+        <w:t>našli</w:t>
+      </w:r>
+      <w:proofErr w:type="spellEnd"/>
+      <w:r>
+        <w:t xml:space="preserve"> </w:t>
+      </w:r>
+      <w:proofErr w:type="spellStart"/>
+      <w:r>
+        <w:t>úplné</w:t>
+      </w:r>
+      <w:proofErr w:type="spellEnd"/>
+      <w:r>
+        <w:t xml:space="preserve"> </w:t>
+      </w:r>
+      <w:proofErr w:type="spellStart"/>
+      <w:r>
+        <w:t>riešenie</w:t>
+      </w:r>
+      <w:proofErr w:type="spellEnd"/>
+      <w:r>
+        <w:t xml:space="preserve">, </w:t>
+      </w:r>
+      <w:proofErr w:type="spellStart"/>
+      <w:r>
+        <w:t>pričom</w:t>
+      </w:r>
+      <w:proofErr w:type="spellEnd"/>
+      <w:r>
+        <w:t xml:space="preserve"> </w:t>
+      </w:r>
+      <w:proofErr w:type="spellStart"/>
+      <w:r>
+        <w:t>niektoré</w:t>
+      </w:r>
+      <w:proofErr w:type="spellEnd"/>
+      <w:r>
+        <w:t xml:space="preserve"> </w:t>
+      </w:r>
+      <w:proofErr w:type="spellStart"/>
+      <w:r>
+        <w:t>pokračovali</w:t>
+      </w:r>
+      <w:proofErr w:type="spellEnd"/>
+      <w:r>
+        <w:t xml:space="preserve"> </w:t>
+      </w:r>
+      <w:proofErr w:type="spellStart"/>
+      <w:r>
+        <w:t>aj</w:t>
+      </w:r>
+      <w:proofErr w:type="spellEnd"/>
+      <w:r>
+        <w:t xml:space="preserve"> po </w:t>
+      </w:r>
+      <w:proofErr w:type="spellStart"/>
+      <w:r>
+        <w:t>prekročení</w:t>
+      </w:r>
+      <w:proofErr w:type="spellEnd"/>
+      <w:r>
+        <w:t xml:space="preserve"> 200 </w:t>
+      </w:r>
+      <w:proofErr w:type="spellStart"/>
+      <w:r>
+        <w:t>generácií</w:t>
+      </w:r>
+      <w:proofErr w:type="spellEnd"/>
+      <w:r>
+        <w:t>.</w:t>
+      </w:r>
+    </w:p>
+    <w:p>
+      <w:proofErr w:type="spellStart"/>
+      <w:r>
+        <w:t>Krivky</w:t>
+      </w:r>
+      <w:proofErr w:type="spellEnd"/>
+      <w:r>
+        <w:t xml:space="preserve"> fitness </w:t>
+      </w:r>
+      <w:proofErr w:type="spellStart"/>
+      <w:r>
+        <w:t>predstavujú</w:t>
+      </w:r>
+      <w:proofErr w:type="spellEnd"/>
+      <w:r>
+        <w:t xml:space="preserve"> </w:t>
+      </w:r>
+      <w:proofErr w:type="spellStart"/>
+      <w:r>
+        <w:t>priemery</w:t>
+      </w:r>
+      <w:proofErr w:type="spellEnd"/>
+      <w:r>
+        <w:t xml:space="preserve"> z </w:t>
+      </w:r>
+      <w:proofErr w:type="spellStart"/>
+      <w:r>
+        <w:t>desiatich</w:t>
+      </w:r>
+      <w:proofErr w:type="spellEnd"/>
+      <w:r>
+        <w:t xml:space="preserve"> </w:t>
+      </w:r>
+      <w:proofErr w:type="spellStart"/>
+      <w:r>
+        <w:t>behov</w:t>
+      </w:r>
+      <w:proofErr w:type="spellEnd"/>
+      <w:r>
+        <w:t xml:space="preserve">. Pri </w:t>
+      </w:r>
+      <w:proofErr w:type="spellStart"/>
+      <w:r>
+        <w:t>behoch</w:t>
+      </w:r>
+      <w:proofErr w:type="spellEnd"/>
+      <w:r>
+        <w:t xml:space="preserve">, </w:t>
+      </w:r>
+      <w:proofErr w:type="spellStart"/>
+      <w:r>
+        <w:t>ktoré</w:t>
+      </w:r>
+      <w:proofErr w:type="spellEnd"/>
+      <w:r>
+        <w:t xml:space="preserve"> </w:t>
+      </w:r>
+      <w:proofErr w:type="spellStart"/>
+      <w:r>
+        <w:t>skončili</w:t>
+      </w:r>
+      <w:proofErr w:type="spellEnd"/>
+      <w:r>
+        <w:t xml:space="preserve"> </w:t>
+      </w:r>
+      <w:proofErr w:type="spellStart"/>
+      <w:r>
+        <w:t>skôr</w:t>
+      </w:r>
+      <w:proofErr w:type="spellEnd"/>
+      <w:r>
+        <w:t xml:space="preserve">, </w:t>
+      </w:r>
+      <w:proofErr w:type="spellStart"/>
+      <w:r>
+        <w:t>sa</w:t>
+      </w:r>
+      <w:proofErr w:type="spellEnd"/>
+      <w:r>
+        <w:t xml:space="preserve"> </w:t>
+      </w:r>
+      <w:proofErr w:type="spellStart"/>
+      <w:r>
+        <w:t>posledná</w:t>
+      </w:r>
+      <w:proofErr w:type="spellEnd"/>
+      <w:r>
+        <w:t xml:space="preserve"> </w:t>
+      </w:r>
+      <w:proofErr w:type="spellStart"/>
+      <w:r>
+        <w:t>hodnota</w:t>
+      </w:r>
+      <w:proofErr w:type="spellEnd"/>
+      <w:r>
+        <w:t xml:space="preserve"> </w:t>
+      </w:r>
+      <w:proofErr w:type="spellStart"/>
+      <w:r>
+        <w:t>najlepšej</w:t>
+      </w:r>
+      <w:proofErr w:type="spellEnd"/>
+      <w:r>
+        <w:t xml:space="preserve"> </w:t>
+      </w:r>
+      <w:proofErr w:type="spellStart"/>
+      <w:r>
+        <w:t>aj</w:t>
+      </w:r>
+      <w:proofErr w:type="spellEnd"/>
+      <w:r>
+        <w:t xml:space="preserve"> </w:t>
+      </w:r>
+      <w:proofErr w:type="spellStart"/>
+      <w:r>
+        <w:t>priemernej</w:t>
+      </w:r>
+      <w:proofErr w:type="spellEnd"/>
+      <w:r>
+        <w:t xml:space="preserve"> fitness </w:t>
+      </w:r>
+      <w:proofErr w:type="spellStart"/>
+      <w:r>
+        <w:t>prenáša</w:t>
+      </w:r>
+      <w:proofErr w:type="spellEnd"/>
+      <w:r>
+        <w:t xml:space="preserve"> </w:t>
+      </w:r>
+      <w:proofErr w:type="spellStart"/>
+      <w:r>
+        <w:t>až</w:t>
+      </w:r>
+      <w:proofErr w:type="spellEnd"/>
+      <w:r>
+        <w:t xml:space="preserve"> po </w:t>
+      </w:r>
+      <w:proofErr w:type="spellStart"/>
+      <w:r>
+        <w:t>poslednú</w:t>
+      </w:r>
+      <w:proofErr w:type="spellEnd"/>
+      <w:r>
+        <w:t xml:space="preserve"> </w:t>
+      </w:r>
+      <w:proofErr w:type="spellStart"/>
+      <w:r>
+        <w:t>generáciu</w:t>
+      </w:r>
+      <w:proofErr w:type="spellEnd"/>
+      <w:r>
+        <w:t xml:space="preserve"> </w:t>
+      </w:r>
+      <w:proofErr w:type="spellStart"/>
+      <w:r>
+        <w:t>najdlhšieho</w:t>
+      </w:r>
+      <w:proofErr w:type="spellEnd"/>
+      <w:r>
+        <w:t xml:space="preserve"> </w:t>
+      </w:r>
+      <w:proofErr w:type="spellStart"/>
+      <w:r>
+        <w:t>behu</w:t>
+      </w:r>
+      <w:proofErr w:type="spellEnd"/>
+      <w:r>
+        <w:t xml:space="preserve">. Tieto </w:t>
+      </w:r>
+      <w:proofErr w:type="spellStart"/>
+      <w:r>
+        <w:t>prenesené</w:t>
+      </w:r>
+      <w:proofErr w:type="spellEnd"/>
+      <w:r>
+        <w:t xml:space="preserve"> </w:t>
+      </w:r>
+      <w:proofErr w:type="spellStart"/>
+      <w:r>
+        <w:t>hodnoty</w:t>
+      </w:r>
+      <w:proofErr w:type="spellEnd"/>
+      <w:r>
+        <w:t xml:space="preserve"> </w:t>
+      </w:r>
+      <w:proofErr w:type="spellStart"/>
+      <w:r>
+        <w:t>nepredstavujú</w:t>
+      </w:r>
+      <w:proofErr w:type="spellEnd"/>
+      <w:r>
+        <w:t xml:space="preserve"> </w:t>
+      </w:r>
+      <w:proofErr w:type="spellStart"/>
+      <w:r>
+        <w:t>ďalší</w:t>
+      </w:r>
+      <w:proofErr w:type="spellEnd"/>
+      <w:r>
+        <w:t xml:space="preserve"> </w:t>
+      </w:r>
+      <w:proofErr w:type="spellStart"/>
+      <w:r>
+        <w:t>priebeh</w:t>
+      </w:r>
+      <w:proofErr w:type="spellEnd"/>
+      <w:r>
+        <w:t xml:space="preserve"> </w:t>
+      </w:r>
+      <w:proofErr w:type="spellStart"/>
+      <w:r>
+        <w:t>evolúcie</w:t>
+      </w:r>
+      <w:proofErr w:type="spellEnd"/>
+      <w:r>
+        <w:t xml:space="preserve"> po </w:t>
+      </w:r>
+      <w:proofErr w:type="spellStart"/>
+      <w:r>
+        <w:t>ukončení</w:t>
+      </w:r>
+      <w:proofErr w:type="spellEnd"/>
+      <w:r>
+        <w:t xml:space="preserve"> </w:t>
+      </w:r>
+      <w:proofErr w:type="spellStart"/>
+      <w:r>
+        <w:t>behu</w:t>
+      </w:r>
+      <w:proofErr w:type="spellEnd"/>
+      <w:r>
+        <w:t>.</w:t>
+      </w:r>
+    </w:p>
+    <w:p/>
     <w:p>
       <w:pPr>
         <w:rPr>
@@ -2829,12 +3333,19 @@
           <w:bCs/>
         </w:rPr>
       </w:pPr>
-      <w:r>
+    </w:p>
+    <w:p>
+      <w:pPr>
         <w:rPr>
           <w:b/>
           <w:bCs/>
         </w:rPr>
-        <w:lastRenderedPageBreak/>
+      </w:pPr>
+      <w:r>
+        <w:rPr>
+          <w:b/>
+          <w:bCs/>
+        </w:rPr>
         <w:t xml:space="preserve">#1 </w:t>
       </w:r>
       <w:proofErr w:type="spellStart"/>
@@ -3432,6 +3943,7 @@
           </w:tcPr>
           <w:p>
             <w:r>
+              <w:lastRenderedPageBreak/>
               <w:t>9</w:t>
             </w:r>
           </w:p>
@@ -3600,6 +4112,9 @@
     <w:p/>
     <w:p>
       <w:r>
+        <w:rPr>
+          <w:noProof/>
+        </w:rPr>
         <w:drawing>
           <wp:inline distT="0" distB="0" distL="0" distR="0" wp14:anchorId="20D9E210" wp14:editId="3000D9BB">
             <wp:extent cx="6152515" cy="3056255"/>
@@ -3640,6 +4155,10 @@
     <w:p/>
     <w:p>
       <w:r>
+        <w:rPr>
+          <w:noProof/>
+        </w:rPr>
+        <w:lastRenderedPageBreak/>
         <w:drawing>
           <wp:inline distT="0" distB="0" distL="0" distR="0" wp14:anchorId="58E9E4B2" wp14:editId="3E615F5B">
             <wp:extent cx="6152515" cy="3018790"/>
@@ -3680,7 +4199,9 @@
     <w:p/>
     <w:p>
       <w:r>
-        <w:lastRenderedPageBreak/>
+        <w:rPr>
+          <w:noProof/>
+        </w:rPr>
         <w:drawing>
           <wp:inline distT="0" distB="0" distL="0" distR="0" wp14:anchorId="56EF9157" wp14:editId="4029E9A7">
             <wp:extent cx="6152515" cy="3011805"/>
@@ -3720,6 +4241,10 @@
     </w:p>
     <w:p>
       <w:r>
+        <w:rPr>
+          <w:noProof/>
+        </w:rPr>
+        <w:lastRenderedPageBreak/>
         <w:drawing>
           <wp:inline distT="0" distB="0" distL="0" distR="0" wp14:anchorId="37276ADB" wp14:editId="0D93279F">
             <wp:extent cx="6152515" cy="2996565"/>
@@ -4305,42 +4830,45 @@
           <w:sz w:val="28"/>
           <w:szCs w:val="28"/>
         </w:rPr>
+        <w:t xml:space="preserve">#2 Konfiguracia </w:t>
+      </w:r>
+    </w:p>
+    <w:p>
+      <w:r>
+        <w:t>5 5</w:t>
+      </w:r>
+    </w:p>
+    <w:p>
+      <w:r>
+        <w:t>0 0</w:t>
+      </w:r>
+    </w:p>
+    <w:p>
+      <w:r>
+        <w:t>3</w:t>
+      </w:r>
+    </w:p>
+    <w:p>
+      <w:r>
+        <w:t>1 2</w:t>
+      </w:r>
+    </w:p>
+    <w:p>
+      <w:r>
+        <w:t>1 3</w:t>
+      </w:r>
+    </w:p>
+    <w:p>
+      <w:r>
+        <w:t>2 2</w:t>
+      </w:r>
+    </w:p>
+    <w:p>
+      <w:r>
+        <w:rPr>
+          <w:noProof/>
+        </w:rPr>
         <w:lastRenderedPageBreak/>
-        <w:t xml:space="preserve">#2 Konfiguracia </w:t>
-      </w:r>
-    </w:p>
-    <w:p>
-      <w:r>
-        <w:t>5 5</w:t>
-      </w:r>
-    </w:p>
-    <w:p>
-      <w:r>
-        <w:t>0 0</w:t>
-      </w:r>
-    </w:p>
-    <w:p>
-      <w:r>
-        <w:t>3</w:t>
-      </w:r>
-    </w:p>
-    <w:p>
-      <w:r>
-        <w:t>1 2</w:t>
-      </w:r>
-    </w:p>
-    <w:p>
-      <w:r>
-        <w:t>1 3</w:t>
-      </w:r>
-    </w:p>
-    <w:p>
-      <w:r>
-        <w:t>2 2</w:t>
-      </w:r>
-    </w:p>
-    <w:p>
-      <w:r>
         <w:drawing>
           <wp:inline distT="0" distB="0" distL="0" distR="0" wp14:anchorId="3E24AAFA" wp14:editId="03F843A4">
             <wp:extent cx="6152515" cy="3068320"/>
@@ -4382,7 +4910,9 @@
     <w:p/>
     <w:p>
       <w:r>
-        <w:lastRenderedPageBreak/>
+        <w:rPr>
+          <w:noProof/>
+        </w:rPr>
         <w:drawing>
           <wp:inline distT="0" distB="0" distL="0" distR="0" wp14:anchorId="595CC5B5" wp14:editId="3A2C9094">
             <wp:extent cx="6152515" cy="2905760"/>
@@ -4422,6 +4952,10 @@
     </w:p>
     <w:p>
       <w:r>
+        <w:rPr>
+          <w:noProof/>
+        </w:rPr>
+        <w:lastRenderedPageBreak/>
         <w:drawing>
           <wp:inline distT="0" distB="0" distL="0" distR="0" wp14:anchorId="275006FD" wp14:editId="43292615">
             <wp:extent cx="6152515" cy="3013710"/>
@@ -4461,7 +4995,9 @@
     </w:p>
     <w:p>
       <w:r>
-        <w:lastRenderedPageBreak/>
+        <w:rPr>
+          <w:noProof/>
+        </w:rPr>
         <w:drawing>
           <wp:inline distT="0" distB="0" distL="0" distR="0" wp14:anchorId="4817E58F" wp14:editId="1F19DCDB">
             <wp:extent cx="6152515" cy="3051175"/>
@@ -5133,6 +5669,7 @@
       </w:r>
       <w:proofErr w:type="spellStart"/>
       <w:r>
+        <w:lastRenderedPageBreak/>
         <w:t>krátkym</w:t>
       </w:r>
       <w:proofErr w:type="spellEnd"/>
@@ -5291,7 +5828,6 @@
         </w:tabs>
       </w:pPr>
       <w:r>
-        <w:lastRenderedPageBreak/>
         <w:t>4 3</w:t>
       </w:r>
     </w:p>
@@ -5309,6 +5845,9 @@
         </w:tabs>
       </w:pPr>
       <w:r>
+        <w:rPr>
+          <w:noProof/>
+        </w:rPr>
         <w:drawing>
           <wp:inline distT="0" distB="0" distL="0" distR="0" wp14:anchorId="5E0C6B90" wp14:editId="0890F617">
             <wp:extent cx="6152515" cy="3055620"/>
@@ -5400,9 +5939,13 @@
           <w:sz w:val="36"/>
           <w:szCs w:val="36"/>
         </w:rPr>
+        <w:lastRenderedPageBreak/>
         <w:tab/>
       </w:r>
       <w:r>
+        <w:rPr>
+          <w:noProof/>
+        </w:rPr>
         <w:drawing>
           <wp:inline distT="0" distB="0" distL="0" distR="0" wp14:anchorId="1215F3F6" wp14:editId="0F21B843">
             <wp:extent cx="6152515" cy="2994025"/>
@@ -5474,6 +6017,7 @@
       </w:pPr>
       <w:r>
         <w:rPr>
+          <w:noProof/>
           <w:sz w:val="36"/>
           <w:szCs w:val="36"/>
         </w:rPr>
@@ -5526,9 +6070,11 @@
       </w:pPr>
       <w:r>
         <w:rPr>
+          <w:noProof/>
           <w:sz w:val="36"/>
           <w:szCs w:val="36"/>
         </w:rPr>
+        <w:lastRenderedPageBreak/>
         <w:drawing>
           <wp:inline distT="0" distB="0" distL="0" distR="0" wp14:anchorId="69E1F65E" wp14:editId="7A2F0752">
             <wp:extent cx="6152515" cy="2994025"/>
@@ -5928,7 +6474,6 @@
       </w:pPr>
       <w:proofErr w:type="spellStart"/>
       <w:r>
-        <w:lastRenderedPageBreak/>
         <w:t>Turnajový</w:t>
       </w:r>
       <w:proofErr w:type="spellEnd"/>
@@ -6265,12 +6810,16 @@
     </w:p>
     <w:p>
       <w:r>
+        <w:lastRenderedPageBreak/>
         <w:t>5 4</w:t>
       </w:r>
     </w:p>
     <w:p/>
     <w:p>
       <w:r>
+        <w:rPr>
+          <w:noProof/>
+        </w:rPr>
         <w:drawing>
           <wp:inline distT="0" distB="0" distL="0" distR="0" wp14:anchorId="0DCEB52E" wp14:editId="778BD853">
             <wp:extent cx="6152515" cy="3006090"/>
@@ -6322,6 +6871,9 @@
         <w:tab/>
       </w:r>
       <w:r>
+        <w:rPr>
+          <w:noProof/>
+        </w:rPr>
         <w:drawing>
           <wp:inline distT="0" distB="0" distL="0" distR="0" wp14:anchorId="1F5626DD" wp14:editId="304B19F7">
             <wp:extent cx="6152515" cy="3001010"/>
@@ -6373,6 +6925,10 @@
         </w:tabs>
       </w:pPr>
       <w:r>
+        <w:rPr>
+          <w:noProof/>
+        </w:rPr>
+        <w:lastRenderedPageBreak/>
         <w:drawing>
           <wp:inline distT="0" distB="0" distL="0" distR="0" wp14:anchorId="0BFDAC2D" wp14:editId="592D4148">
             <wp:extent cx="6152515" cy="3011805"/>
@@ -6418,7 +6974,9 @@
         <w:jc w:val="right"/>
       </w:pPr>
       <w:r>
-        <w:lastRenderedPageBreak/>
+        <w:rPr>
+          <w:noProof/>
+        </w:rPr>
         <w:drawing>
           <wp:inline distT="0" distB="0" distL="0" distR="0" wp14:anchorId="15436585" wp14:editId="2A8EC982">
             <wp:extent cx="6152515" cy="3044190"/>
@@ -7119,6 +7677,13 @@
     </w:p>
     <w:p>
       <w:pPr>
+        <w:tabs>
+          <w:tab w:val="left" w:pos="4047"/>
+        </w:tabs>
+      </w:pPr>
+    </w:p>
+    <w:p>
+      <w:pPr>
         <w:rPr>
           <w:b/>
           <w:bCs/>
@@ -7130,6 +7695,7 @@
           <w:b/>
           <w:bCs/>
         </w:rPr>
+        <w:lastRenderedPageBreak/>
         <w:t>Dolaďovanie</w:t>
       </w:r>
       <w:proofErr w:type="spellEnd"/>
@@ -7169,47 +7735,279 @@
     <w:p>
       <w:proofErr w:type="spellStart"/>
       <w:r>
-        <w:t>Pôvodná</w:t>
-      </w:r>
-      <w:proofErr w:type="spellEnd"/>
-      <w:r>
-        <w:t xml:space="preserve"> fitness </w:t>
-      </w:r>
-      <w:proofErr w:type="spellStart"/>
-      <w:r>
-        <w:t>funkcia</w:t>
-      </w:r>
-      <w:proofErr w:type="spellEnd"/>
-      <w:r>
-        <w:t xml:space="preserve"> </w:t>
-      </w:r>
-      <w:proofErr w:type="spellStart"/>
-      <w:r>
-        <w:t>zohľadňovala</w:t>
-      </w:r>
-      <w:proofErr w:type="spellEnd"/>
-      <w:r>
-        <w:t xml:space="preserve"> </w:t>
-      </w:r>
-      <w:proofErr w:type="spellStart"/>
-      <w:r>
-        <w:t>iba</w:t>
-      </w:r>
-      <w:proofErr w:type="spellEnd"/>
-      <w:r>
-        <w:t xml:space="preserve"> </w:t>
-      </w:r>
-      <w:proofErr w:type="spellStart"/>
-      <w:r>
-        <w:t>počet</w:t>
-      </w:r>
-      <w:proofErr w:type="spellEnd"/>
-      <w:r>
-        <w:t xml:space="preserve"> </w:t>
-      </w:r>
-      <w:proofErr w:type="spellStart"/>
-      <w:r>
-        <w:t>nájdených</w:t>
+        <w:t>Riešenie</w:t>
+      </w:r>
+      <w:proofErr w:type="spellEnd"/>
+      <w:r>
+        <w:t xml:space="preserve"> bolo </w:t>
+      </w:r>
+      <w:proofErr w:type="spellStart"/>
+      <w:r>
+        <w:t>rozšírené</w:t>
+      </w:r>
+      <w:proofErr w:type="spellEnd"/>
+      <w:r>
+        <w:t xml:space="preserve"> o </w:t>
+      </w:r>
+      <w:proofErr w:type="spellStart"/>
+      <w:r>
+        <w:t>štyri</w:t>
+      </w:r>
+      <w:proofErr w:type="spellEnd"/>
+      <w:r>
+        <w:t xml:space="preserve"> </w:t>
+      </w:r>
+      <w:proofErr w:type="spellStart"/>
+      <w:r>
+        <w:t>typy</w:t>
+      </w:r>
+      <w:proofErr w:type="spellEnd"/>
+      <w:r>
+        <w:t xml:space="preserve"> </w:t>
+      </w:r>
+      <w:proofErr w:type="spellStart"/>
+      <w:r>
+        <w:t>mutácie</w:t>
+      </w:r>
+      <w:proofErr w:type="spellEnd"/>
+      <w:r>
+        <w:t xml:space="preserve"> </w:t>
+      </w:r>
+      <w:proofErr w:type="gramStart"/>
+      <w:r>
+        <w:t>a</w:t>
+      </w:r>
+      <w:proofErr w:type="gramEnd"/>
+      <w:r>
+        <w:t xml:space="preserve"> </w:t>
+      </w:r>
+      <w:proofErr w:type="spellStart"/>
+      <w:r>
+        <w:t>obnovu</w:t>
+      </w:r>
+      <w:proofErr w:type="spellEnd"/>
+      <w:r>
+        <w:t xml:space="preserve"> </w:t>
+      </w:r>
+      <w:proofErr w:type="spellStart"/>
+      <w:r>
+        <w:t>polovice</w:t>
+      </w:r>
+      <w:proofErr w:type="spellEnd"/>
+      <w:r>
+        <w:t xml:space="preserve"> </w:t>
+      </w:r>
+      <w:proofErr w:type="spellStart"/>
+      <w:r>
+        <w:t>populácie</w:t>
+      </w:r>
+      <w:proofErr w:type="spellEnd"/>
+      <w:r>
+        <w:t xml:space="preserve"> po 200 </w:t>
+      </w:r>
+      <w:proofErr w:type="spellStart"/>
+      <w:r>
+        <w:t>generáciách</w:t>
+      </w:r>
+      <w:proofErr w:type="spellEnd"/>
+      <w:r>
+        <w:t xml:space="preserve"> bez </w:t>
+      </w:r>
+      <w:proofErr w:type="spellStart"/>
+      <w:r>
+        <w:t>zlepšenia</w:t>
+      </w:r>
+      <w:proofErr w:type="spellEnd"/>
+      <w:r>
+        <w:t xml:space="preserve">. Obe </w:t>
+      </w:r>
+      <w:proofErr w:type="spellStart"/>
+      <w:r>
+        <w:t>selekčné</w:t>
+      </w:r>
+      <w:proofErr w:type="spellEnd"/>
+      <w:r>
+        <w:t xml:space="preserve"> </w:t>
+      </w:r>
+      <w:proofErr w:type="spellStart"/>
+      <w:r>
+        <w:t>metódy</w:t>
+      </w:r>
+      <w:proofErr w:type="spellEnd"/>
+      <w:r>
+        <w:t xml:space="preserve"> </w:t>
+      </w:r>
+      <w:proofErr w:type="spellStart"/>
+      <w:r>
+        <w:t>našli</w:t>
+      </w:r>
+      <w:proofErr w:type="spellEnd"/>
+      <w:r>
+        <w:t xml:space="preserve"> </w:t>
+      </w:r>
+      <w:proofErr w:type="spellStart"/>
+      <w:r>
+        <w:t>úplné</w:t>
+      </w:r>
+      <w:proofErr w:type="spellEnd"/>
+      <w:r>
+        <w:t xml:space="preserve"> </w:t>
+      </w:r>
+      <w:proofErr w:type="spellStart"/>
+      <w:r>
+        <w:t>riešenie</w:t>
+      </w:r>
+      <w:proofErr w:type="spellEnd"/>
+      <w:r>
+        <w:t xml:space="preserve"> </w:t>
+      </w:r>
+      <w:proofErr w:type="spellStart"/>
+      <w:r>
+        <w:t>vo</w:t>
+      </w:r>
+      <w:proofErr w:type="spellEnd"/>
+      <w:r>
+        <w:t xml:space="preserve"> </w:t>
+      </w:r>
+      <w:proofErr w:type="spellStart"/>
+      <w:r>
+        <w:t>všetkých</w:t>
+      </w:r>
+      <w:proofErr w:type="spellEnd"/>
+      <w:r>
+        <w:t xml:space="preserve"> </w:t>
+      </w:r>
+      <w:proofErr w:type="spellStart"/>
+      <w:r>
+        <w:t>testovaných</w:t>
+      </w:r>
+      <w:proofErr w:type="spellEnd"/>
+      <w:r>
+        <w:t xml:space="preserve"> </w:t>
+      </w:r>
+      <w:proofErr w:type="spellStart"/>
+      <w:r>
+        <w:t>konfiguráciách</w:t>
+      </w:r>
+      <w:proofErr w:type="spellEnd"/>
+      <w:r>
+        <w:t xml:space="preserve">. </w:t>
+      </w:r>
+      <w:proofErr w:type="spellStart"/>
+      <w:r>
+        <w:t>Výsledky</w:t>
+      </w:r>
+      <w:proofErr w:type="spellEnd"/>
+      <w:r>
+        <w:t xml:space="preserve"> </w:t>
+      </w:r>
+      <w:proofErr w:type="spellStart"/>
+      <w:r>
+        <w:t>nepotvrdili</w:t>
+      </w:r>
+      <w:proofErr w:type="spellEnd"/>
+      <w:r>
+        <w:t xml:space="preserve"> </w:t>
+      </w:r>
+      <w:proofErr w:type="spellStart"/>
+      <w:r>
+        <w:t>všeobecnú</w:t>
+      </w:r>
+      <w:proofErr w:type="spellEnd"/>
+      <w:r>
+        <w:t xml:space="preserve"> </w:t>
+      </w:r>
+      <w:proofErr w:type="spellStart"/>
+      <w:r>
+        <w:t>prevahu</w:t>
+      </w:r>
+      <w:proofErr w:type="spellEnd"/>
+      <w:r>
+        <w:t xml:space="preserve"> </w:t>
+      </w:r>
+      <w:proofErr w:type="spellStart"/>
+      <w:r>
+        <w:t>jednej</w:t>
+      </w:r>
+      <w:proofErr w:type="spellEnd"/>
+      <w:r>
+        <w:t xml:space="preserve"> </w:t>
+      </w:r>
+      <w:proofErr w:type="spellStart"/>
+      <w:r>
+        <w:t>metódy</w:t>
+      </w:r>
+      <w:proofErr w:type="spellEnd"/>
+      <w:r>
+        <w:t xml:space="preserve">. </w:t>
+      </w:r>
+      <w:proofErr w:type="spellStart"/>
+      <w:r>
+        <w:t>Algoritmus</w:t>
+      </w:r>
+      <w:proofErr w:type="spellEnd"/>
+      <w:r>
+        <w:t xml:space="preserve"> </w:t>
+      </w:r>
+      <w:proofErr w:type="spellStart"/>
+      <w:r>
+        <w:t>nezaručuje</w:t>
+      </w:r>
+      <w:proofErr w:type="spellEnd"/>
+      <w:r>
+        <w:t xml:space="preserve"> </w:t>
+      </w:r>
+      <w:proofErr w:type="spellStart"/>
+      <w:r>
+        <w:t>najkratšiu</w:t>
+      </w:r>
+      <w:proofErr w:type="spellEnd"/>
+      <w:r>
+        <w:t xml:space="preserve"> </w:t>
+      </w:r>
+      <w:proofErr w:type="spellStart"/>
+      <w:r>
+        <w:t>cestu</w:t>
+      </w:r>
+      <w:proofErr w:type="spellEnd"/>
+      <w:r>
+        <w:t xml:space="preserve">, </w:t>
+      </w:r>
+      <w:proofErr w:type="spellStart"/>
+      <w:r>
+        <w:t>pretože</w:t>
+      </w:r>
+      <w:proofErr w:type="spellEnd"/>
+      <w:r>
+        <w:t xml:space="preserve"> </w:t>
+      </w:r>
+      <w:proofErr w:type="spellStart"/>
+      <w:r>
+        <w:t>sa</w:t>
+      </w:r>
+      <w:proofErr w:type="spellEnd"/>
+      <w:r>
+        <w:t xml:space="preserve"> </w:t>
+      </w:r>
+      <w:proofErr w:type="spellStart"/>
+      <w:r>
+        <w:t>zastaví</w:t>
+      </w:r>
+      <w:proofErr w:type="spellEnd"/>
+      <w:r>
+        <w:t xml:space="preserve"> po </w:t>
+      </w:r>
+      <w:proofErr w:type="spellStart"/>
+      <w:r>
+        <w:t>nájdení</w:t>
+      </w:r>
+      <w:proofErr w:type="spellEnd"/>
+      <w:r>
+        <w:t xml:space="preserve"> </w:t>
+      </w:r>
+      <w:proofErr w:type="spellStart"/>
+      <w:r>
+        <w:t>všetkých</w:t>
       </w:r>
       <w:proofErr w:type="spellEnd"/>
       <w:r>
@@ -7225,528 +8023,69 @@
       </w:r>
       <w:proofErr w:type="spellStart"/>
       <w:r>
-        <w:t>Neskôr</w:t>
-      </w:r>
-      <w:proofErr w:type="spellEnd"/>
-      <w:r>
-        <w:t xml:space="preserve"> bola </w:t>
-      </w:r>
-      <w:proofErr w:type="spellStart"/>
-      <w:r>
-        <w:t>doplnená</w:t>
-      </w:r>
-      <w:proofErr w:type="spellEnd"/>
-      <w:r>
-        <w:t xml:space="preserve"> o bonus za </w:t>
-      </w:r>
-      <w:proofErr w:type="spellStart"/>
-      <w:r>
-        <w:t>kratšiu</w:t>
-      </w:r>
-      <w:proofErr w:type="spellEnd"/>
-      <w:r>
-        <w:t xml:space="preserve"> </w:t>
-      </w:r>
-      <w:proofErr w:type="spellStart"/>
-      <w:r>
-        <w:t>cestu</w:t>
-      </w:r>
-      <w:proofErr w:type="spellEnd"/>
-      <w:r>
-        <w:t xml:space="preserve">, aby </w:t>
-      </w:r>
-      <w:proofErr w:type="spellStart"/>
-      <w:r>
-        <w:t>rozlišovala</w:t>
-      </w:r>
-      <w:proofErr w:type="spellEnd"/>
-      <w:r>
-        <w:t xml:space="preserve"> </w:t>
-      </w:r>
-      <w:proofErr w:type="spellStart"/>
-      <w:r>
-        <w:t>riešenia</w:t>
-      </w:r>
-      <w:proofErr w:type="spellEnd"/>
-      <w:r>
-        <w:t xml:space="preserve"> s </w:t>
-      </w:r>
-      <w:proofErr w:type="spellStart"/>
-      <w:r>
-        <w:t>rovnakým</w:t>
-      </w:r>
-      <w:proofErr w:type="spellEnd"/>
-      <w:r>
-        <w:t xml:space="preserve"> </w:t>
-      </w:r>
-      <w:proofErr w:type="spellStart"/>
-      <w:r>
-        <w:t>počtom</w:t>
-      </w:r>
-      <w:proofErr w:type="spellEnd"/>
-      <w:r>
-        <w:t xml:space="preserve"> </w:t>
-      </w:r>
-      <w:proofErr w:type="spellStart"/>
-      <w:r>
-        <w:t>pokladov</w:t>
-      </w:r>
-      <w:proofErr w:type="spellEnd"/>
-      <w:r>
-        <w:t xml:space="preserve">. Bonus </w:t>
-      </w:r>
-      <w:proofErr w:type="spellStart"/>
-      <w:r>
-        <w:t>sa</w:t>
-      </w:r>
-      <w:proofErr w:type="spellEnd"/>
-      <w:r>
-        <w:t xml:space="preserve"> </w:t>
-      </w:r>
-      <w:proofErr w:type="spellStart"/>
-      <w:r>
-        <w:t>prideľuje</w:t>
-      </w:r>
-      <w:proofErr w:type="spellEnd"/>
-      <w:r>
-        <w:t xml:space="preserve"> </w:t>
-      </w:r>
-      <w:proofErr w:type="spellStart"/>
-      <w:r>
-        <w:t>iba</w:t>
-      </w:r>
-      <w:proofErr w:type="spellEnd"/>
-      <w:r>
-        <w:t xml:space="preserve"> </w:t>
-      </w:r>
-      <w:proofErr w:type="spellStart"/>
-      <w:r>
-        <w:t>jedincom</w:t>
-      </w:r>
-      <w:proofErr w:type="spellEnd"/>
-      <w:r>
-        <w:t xml:space="preserve">, </w:t>
-      </w:r>
-      <w:proofErr w:type="spellStart"/>
-      <w:r>
-        <w:t>ktorí</w:t>
-      </w:r>
-      <w:proofErr w:type="spellEnd"/>
-      <w:r>
-        <w:t xml:space="preserve"> </w:t>
-      </w:r>
-      <w:proofErr w:type="spellStart"/>
-      <w:r>
-        <w:t>našli</w:t>
-      </w:r>
-      <w:proofErr w:type="spellEnd"/>
-      <w:r>
-        <w:t xml:space="preserve"> </w:t>
-      </w:r>
-      <w:proofErr w:type="spellStart"/>
-      <w:r>
-        <w:t>aspoň</w:t>
-      </w:r>
-      <w:proofErr w:type="spellEnd"/>
-      <w:r>
-        <w:t xml:space="preserve"> </w:t>
-      </w:r>
-      <w:proofErr w:type="spellStart"/>
-      <w:r>
-        <w:t>jeden</w:t>
-      </w:r>
-      <w:proofErr w:type="spellEnd"/>
-      <w:r>
-        <w:t xml:space="preserve"> </w:t>
-      </w:r>
-      <w:proofErr w:type="spellStart"/>
-      <w:r>
-        <w:t>poklad</w:t>
-      </w:r>
-      <w:proofErr w:type="spellEnd"/>
-      <w:r>
-        <w:t xml:space="preserve">, </w:t>
-      </w:r>
-      <w:proofErr w:type="spellStart"/>
-      <w:r>
-        <w:t>čím</w:t>
-      </w:r>
-      <w:proofErr w:type="spellEnd"/>
-      <w:r>
-        <w:t xml:space="preserve"> </w:t>
-      </w:r>
-      <w:proofErr w:type="spellStart"/>
-      <w:r>
-        <w:t>sa</w:t>
-      </w:r>
-      <w:proofErr w:type="spellEnd"/>
-      <w:r>
-        <w:t xml:space="preserve"> </w:t>
-      </w:r>
-      <w:proofErr w:type="spellStart"/>
-      <w:r>
-        <w:t>odstránilo</w:t>
-      </w:r>
-      <w:proofErr w:type="spellEnd"/>
-      <w:r>
-        <w:t xml:space="preserve"> </w:t>
-      </w:r>
-      <w:proofErr w:type="spellStart"/>
-      <w:r>
-        <w:t>zvýhodnenie</w:t>
-      </w:r>
-      <w:proofErr w:type="spellEnd"/>
-      <w:r>
-        <w:t xml:space="preserve"> </w:t>
-      </w:r>
-      <w:proofErr w:type="spellStart"/>
-      <w:r>
-        <w:t>programov</w:t>
-      </w:r>
-      <w:proofErr w:type="spellEnd"/>
-      <w:r>
-        <w:t xml:space="preserve"> bez </w:t>
-      </w:r>
-      <w:proofErr w:type="spellStart"/>
-      <w:r>
-        <w:t>pohybu</w:t>
+        <w:t>Ďalším</w:t>
+      </w:r>
+      <w:proofErr w:type="spellEnd"/>
+      <w:r>
+        <w:t xml:space="preserve"> </w:t>
+      </w:r>
+      <w:proofErr w:type="spellStart"/>
+      <w:r>
+        <w:t>vylepšením</w:t>
+      </w:r>
+      <w:proofErr w:type="spellEnd"/>
+      <w:r>
+        <w:t xml:space="preserve"> by bolo </w:t>
+      </w:r>
+      <w:proofErr w:type="spellStart"/>
+      <w:r>
+        <w:t>porovnanie</w:t>
+      </w:r>
+      <w:proofErr w:type="spellEnd"/>
+      <w:r>
+        <w:t xml:space="preserve"> </w:t>
+      </w:r>
+      <w:proofErr w:type="spellStart"/>
+      <w:r>
+        <w:t>rôznych</w:t>
+      </w:r>
+      <w:proofErr w:type="spellEnd"/>
+      <w:r>
+        <w:t xml:space="preserve"> </w:t>
+      </w:r>
+      <w:proofErr w:type="spellStart"/>
+      <w:r>
+        <w:t>veľkostí</w:t>
+      </w:r>
+      <w:proofErr w:type="spellEnd"/>
+      <w:r>
+        <w:t xml:space="preserve"> </w:t>
+      </w:r>
+      <w:proofErr w:type="spellStart"/>
+      <w:r>
+        <w:t>populácie</w:t>
+      </w:r>
+      <w:proofErr w:type="spellEnd"/>
+      <w:r>
+        <w:t xml:space="preserve"> a </w:t>
+      </w:r>
+      <w:proofErr w:type="spellStart"/>
+      <w:r>
+        <w:t>pravdepodobností</w:t>
+      </w:r>
+      <w:proofErr w:type="spellEnd"/>
+      <w:r>
+        <w:t xml:space="preserve"> </w:t>
+      </w:r>
+      <w:proofErr w:type="spellStart"/>
+      <w:r>
+        <w:t>mutácie</w:t>
       </w:r>
       <w:proofErr w:type="spellEnd"/>
       <w:r>
         <w:t>.</w:t>
       </w:r>
     </w:p>
-    <w:p>
-      <w:proofErr w:type="spellStart"/>
-      <w:r>
-        <w:t>Elitizmus</w:t>
-      </w:r>
-      <w:proofErr w:type="spellEnd"/>
-      <w:r>
-        <w:t xml:space="preserve"> </w:t>
-      </w:r>
-      <w:proofErr w:type="spellStart"/>
-      <w:r>
-        <w:t>zachováva</w:t>
-      </w:r>
-      <w:proofErr w:type="spellEnd"/>
-      <w:r>
-        <w:t xml:space="preserve"> </w:t>
-      </w:r>
-      <w:proofErr w:type="spellStart"/>
-      <w:r>
-        <w:t>najlepšieho</w:t>
-      </w:r>
-      <w:proofErr w:type="spellEnd"/>
-      <w:r>
-        <w:t xml:space="preserve"> </w:t>
-      </w:r>
-      <w:proofErr w:type="spellStart"/>
-      <w:r>
-        <w:t>jedinca</w:t>
-      </w:r>
-      <w:proofErr w:type="spellEnd"/>
-      <w:r>
-        <w:t xml:space="preserve"> bez </w:t>
-      </w:r>
-      <w:proofErr w:type="spellStart"/>
-      <w:r>
-        <w:t>zmeny</w:t>
-      </w:r>
-      <w:proofErr w:type="spellEnd"/>
-      <w:r>
-        <w:t xml:space="preserve"> a </w:t>
-      </w:r>
-      <w:proofErr w:type="spellStart"/>
-      <w:r>
-        <w:t>zabraňuje</w:t>
-      </w:r>
-      <w:proofErr w:type="spellEnd"/>
-      <w:r>
-        <w:t xml:space="preserve"> </w:t>
-      </w:r>
-      <w:proofErr w:type="spellStart"/>
-      <w:r>
-        <w:t>poklesu</w:t>
-      </w:r>
-      <w:proofErr w:type="spellEnd"/>
-      <w:r>
-        <w:t xml:space="preserve"> </w:t>
-      </w:r>
-      <w:proofErr w:type="spellStart"/>
-      <w:r>
-        <w:t>najlepšej</w:t>
-      </w:r>
-      <w:proofErr w:type="spellEnd"/>
-      <w:r>
-        <w:t xml:space="preserve"> fitness </w:t>
-      </w:r>
-      <w:proofErr w:type="spellStart"/>
-      <w:r>
-        <w:t>medzi</w:t>
-      </w:r>
-      <w:proofErr w:type="spellEnd"/>
-      <w:r>
-        <w:t xml:space="preserve"> </w:t>
-      </w:r>
-      <w:proofErr w:type="spellStart"/>
-      <w:r>
-        <w:t>generáciami</w:t>
-      </w:r>
-      <w:proofErr w:type="spellEnd"/>
-      <w:r>
-        <w:t xml:space="preserve">. Na </w:t>
-      </w:r>
-      <w:proofErr w:type="spellStart"/>
-      <w:r>
-        <w:t>porovnanie</w:t>
-      </w:r>
-      <w:proofErr w:type="spellEnd"/>
-      <w:r>
-        <w:t xml:space="preserve"> </w:t>
-      </w:r>
-      <w:proofErr w:type="spellStart"/>
-      <w:r>
-        <w:t>vplyvu</w:t>
-      </w:r>
-      <w:proofErr w:type="spellEnd"/>
-      <w:r>
-        <w:t xml:space="preserve"> </w:t>
-      </w:r>
-      <w:proofErr w:type="spellStart"/>
-      <w:r>
-        <w:t>selekcie</w:t>
-      </w:r>
-      <w:proofErr w:type="spellEnd"/>
-      <w:r>
-        <w:t xml:space="preserve"> bola k </w:t>
-      </w:r>
-      <w:proofErr w:type="spellStart"/>
-      <w:r>
-        <w:t>turnajovému</w:t>
-      </w:r>
-      <w:proofErr w:type="spellEnd"/>
-      <w:r>
-        <w:t xml:space="preserve"> </w:t>
-      </w:r>
-      <w:proofErr w:type="spellStart"/>
-      <w:r>
-        <w:t>výberu</w:t>
-      </w:r>
-      <w:proofErr w:type="spellEnd"/>
-      <w:r>
-        <w:t xml:space="preserve"> </w:t>
-      </w:r>
-      <w:proofErr w:type="spellStart"/>
-      <w:r>
-        <w:t>doplnená</w:t>
-      </w:r>
-      <w:proofErr w:type="spellEnd"/>
-      <w:r>
-        <w:t xml:space="preserve"> </w:t>
-      </w:r>
-      <w:proofErr w:type="spellStart"/>
-      <w:r>
-        <w:t>ruletová</w:t>
-      </w:r>
-      <w:proofErr w:type="spellEnd"/>
-      <w:r>
-        <w:t xml:space="preserve"> </w:t>
-      </w:r>
-      <w:proofErr w:type="spellStart"/>
-      <w:r>
-        <w:t>selekcia</w:t>
-      </w:r>
-      <w:proofErr w:type="spellEnd"/>
-      <w:r>
-        <w:t>.</w:t>
-      </w:r>
-    </w:p>
-    <w:p>
-      <w:r>
-        <w:t xml:space="preserve">Na </w:t>
-      </w:r>
-      <w:proofErr w:type="spellStart"/>
-      <w:r>
-        <w:t>mape</w:t>
-      </w:r>
-      <w:proofErr w:type="spellEnd"/>
-      <w:r>
-        <w:t xml:space="preserve"> </w:t>
-      </w:r>
-      <w:proofErr w:type="spellStart"/>
-      <w:r>
-        <w:t>uvedenej</w:t>
-      </w:r>
-      <w:proofErr w:type="spellEnd"/>
-      <w:r>
-        <w:t xml:space="preserve"> </w:t>
-      </w:r>
-      <w:proofErr w:type="spellStart"/>
-      <w:r>
-        <w:t>vyššie</w:t>
-      </w:r>
-      <w:proofErr w:type="spellEnd"/>
-      <w:r>
-        <w:t xml:space="preserve"> bolo </w:t>
-      </w:r>
-      <w:proofErr w:type="spellStart"/>
-      <w:r>
-        <w:t>vykonaných</w:t>
-      </w:r>
-      <w:proofErr w:type="spellEnd"/>
-      <w:r>
-        <w:t xml:space="preserve"> </w:t>
-      </w:r>
-      <w:r>
-        <w:t xml:space="preserve">10 </w:t>
-      </w:r>
-      <w:proofErr w:type="spellStart"/>
-      <w:r>
-        <w:t>behov</w:t>
-      </w:r>
-      <w:proofErr w:type="spellEnd"/>
-      <w:r>
-        <w:t xml:space="preserve"> pre </w:t>
-      </w:r>
-      <w:proofErr w:type="spellStart"/>
-      <w:r>
-        <w:t>každú</w:t>
-      </w:r>
-      <w:proofErr w:type="spellEnd"/>
-      <w:r>
-        <w:t xml:space="preserve"> </w:t>
-      </w:r>
-      <w:proofErr w:type="spellStart"/>
-      <w:r>
-        <w:t>selekčnú</w:t>
-      </w:r>
-      <w:proofErr w:type="spellEnd"/>
-      <w:r>
-        <w:t xml:space="preserve"> </w:t>
-      </w:r>
-      <w:proofErr w:type="spellStart"/>
-      <w:r>
-        <w:t>metódu</w:t>
-      </w:r>
-      <w:proofErr w:type="spellEnd"/>
-      <w:r>
-        <w:t xml:space="preserve">, </w:t>
-      </w:r>
-      <w:proofErr w:type="spellStart"/>
-      <w:r>
-        <w:t>pričom</w:t>
-      </w:r>
-      <w:proofErr w:type="spellEnd"/>
-      <w:r>
-        <w:t xml:space="preserve"> </w:t>
-      </w:r>
-      <w:proofErr w:type="spellStart"/>
-      <w:r>
-        <w:t>boli</w:t>
-      </w:r>
-      <w:proofErr w:type="spellEnd"/>
-      <w:r>
-        <w:t xml:space="preserve"> </w:t>
-      </w:r>
-      <w:proofErr w:type="spellStart"/>
-      <w:r>
-        <w:t>použité</w:t>
-      </w:r>
-      <w:proofErr w:type="spellEnd"/>
-      <w:r>
-        <w:t xml:space="preserve"> </w:t>
-      </w:r>
-      <w:proofErr w:type="spellStart"/>
-      <w:r>
-        <w:t>rovnaké</w:t>
-      </w:r>
-      <w:proofErr w:type="spellEnd"/>
-      <w:r>
-        <w:t xml:space="preserve"> seedy 1 </w:t>
-      </w:r>
-      <w:proofErr w:type="spellStart"/>
-      <w:r>
-        <w:t>až</w:t>
-      </w:r>
-      <w:proofErr w:type="spellEnd"/>
-      <w:r>
-        <w:t xml:space="preserve"> 10. </w:t>
-      </w:r>
-      <w:proofErr w:type="spellStart"/>
-      <w:r>
-        <w:t>Tabuľka</w:t>
-      </w:r>
-      <w:proofErr w:type="spellEnd"/>
-      <w:r>
-        <w:t xml:space="preserve"> </w:t>
-      </w:r>
-      <w:proofErr w:type="spellStart"/>
-      <w:r>
-        <w:t>uvádza</w:t>
-      </w:r>
-      <w:proofErr w:type="spellEnd"/>
-      <w:r>
-        <w:t xml:space="preserve"> </w:t>
-      </w:r>
-      <w:proofErr w:type="spellStart"/>
-      <w:r>
-        <w:t>počet</w:t>
-      </w:r>
-      <w:proofErr w:type="spellEnd"/>
-      <w:r>
-        <w:t xml:space="preserve"> </w:t>
-      </w:r>
-      <w:proofErr w:type="spellStart"/>
-      <w:r>
-        <w:t>generácií</w:t>
-      </w:r>
-      <w:proofErr w:type="spellEnd"/>
-      <w:r>
-        <w:t xml:space="preserve"> </w:t>
-      </w:r>
-      <w:proofErr w:type="spellStart"/>
-      <w:r>
-        <w:t>potrebných</w:t>
-      </w:r>
-      <w:proofErr w:type="spellEnd"/>
-      <w:r>
-        <w:t xml:space="preserve"> </w:t>
-      </w:r>
-      <w:proofErr w:type="spellStart"/>
-      <w:r>
-        <w:t>na</w:t>
-      </w:r>
-      <w:proofErr w:type="spellEnd"/>
-      <w:r>
-        <w:t xml:space="preserve"> </w:t>
-      </w:r>
-      <w:proofErr w:type="spellStart"/>
-      <w:r>
-        <w:t>nájdenie</w:t>
-      </w:r>
-      <w:proofErr w:type="spellEnd"/>
-      <w:r>
-        <w:t xml:space="preserve"> </w:t>
-      </w:r>
-      <w:proofErr w:type="spellStart"/>
-      <w:r>
-        <w:t>všetkých</w:t>
-      </w:r>
-      <w:proofErr w:type="spellEnd"/>
-      <w:r>
-        <w:t xml:space="preserve"> </w:t>
-      </w:r>
-      <w:proofErr w:type="spellStart"/>
-      <w:r>
-        <w:t>pokladov</w:t>
-      </w:r>
-      <w:proofErr w:type="spellEnd"/>
-      <w:r>
-        <w:t>.</w:t>
-      </w:r>
-    </w:p>
-    <w:p/>
     <w:p>
       <w:pPr>
         <w:tabs>
